--- a/Day_05/Answers/Day06_Activity2_Mark_Jhon_Angelo_Cruz.docx
+++ b/Day_05/Answers/Day06_Activity2_Mark_Jhon_Angelo_Cruz.docx
@@ -50,45 +50,17 @@
       </w:r>
     </w:p>
     <w:p>
+      <w:pPr>
+        <w:pStyle w:val="IntenseQuote"/>
+        <w:rPr>
+          <w:color w:val="auto"/>
+        </w:rPr>
+      </w:pPr>
       <w:r>
         <w:rPr>
-          <w:noProof/>
+          <w:color w:val="auto"/>
         </w:rPr>
-        <w:drawing>
-          <wp:inline distT="0" distB="0" distL="0" distR="0" wp14:anchorId="5E366F31" wp14:editId="6954A0BC">
-            <wp:extent cx="2410161" cy="1076475"/>
-            <wp:effectExtent l="0" t="0" r="9525" b="9525"/>
-            <wp:docPr id="1144926859" name="Picture 1"/>
-            <wp:cNvGraphicFramePr>
-              <a:graphicFrameLocks xmlns:a="http://schemas.openxmlformats.org/drawingml/2006/main" noChangeAspect="1"/>
-            </wp:cNvGraphicFramePr>
-            <a:graphic xmlns:a="http://schemas.openxmlformats.org/drawingml/2006/main">
-              <a:graphicData uri="http://schemas.openxmlformats.org/drawingml/2006/picture">
-                <pic:pic xmlns:pic="http://schemas.openxmlformats.org/drawingml/2006/picture">
-                  <pic:nvPicPr>
-                    <pic:cNvPr id="1144926859" name=""/>
-                    <pic:cNvPicPr/>
-                  </pic:nvPicPr>
-                  <pic:blipFill>
-                    <a:blip r:embed="rId6"/>
-                    <a:stretch>
-                      <a:fillRect/>
-                    </a:stretch>
-                  </pic:blipFill>
-                  <pic:spPr>
-                    <a:xfrm>
-                      <a:off x="0" y="0"/>
-                      <a:ext cx="2410161" cy="1076475"/>
-                    </a:xfrm>
-                    <a:prstGeom prst="rect">
-                      <a:avLst/>
-                    </a:prstGeom>
-                  </pic:spPr>
-                </pic:pic>
-              </a:graphicData>
-            </a:graphic>
-          </wp:inline>
-        </w:drawing>
+        <w:t>SELECT * FROM employees;</w:t>
       </w:r>
     </w:p>
     <w:p>
@@ -100,46 +72,1775 @@
       </w:pPr>
       <w:r>
         <w:rPr>
-          <w:noProof/>
           <w:color w:val="auto"/>
         </w:rPr>
-        <w:drawing>
-          <wp:inline distT="0" distB="0" distL="0" distR="0" wp14:anchorId="33CCBF68" wp14:editId="313997BD">
-            <wp:extent cx="5486400" cy="4479925"/>
-            <wp:effectExtent l="0" t="0" r="0" b="0"/>
-            <wp:docPr id="410023646" name="Picture 1"/>
-            <wp:cNvGraphicFramePr>
-              <a:graphicFrameLocks xmlns:a="http://schemas.openxmlformats.org/drawingml/2006/main" noChangeAspect="1"/>
-            </wp:cNvGraphicFramePr>
-            <a:graphic xmlns:a="http://schemas.openxmlformats.org/drawingml/2006/main">
-              <a:graphicData uri="http://schemas.openxmlformats.org/drawingml/2006/picture">
-                <pic:pic xmlns:pic="http://schemas.openxmlformats.org/drawingml/2006/picture">
-                  <pic:nvPicPr>
-                    <pic:cNvPr id="410023646" name=""/>
-                    <pic:cNvPicPr/>
-                  </pic:nvPicPr>
-                  <pic:blipFill>
-                    <a:blip r:embed="rId7"/>
-                    <a:stretch>
-                      <a:fillRect/>
-                    </a:stretch>
-                  </pic:blipFill>
-                  <pic:spPr>
-                    <a:xfrm>
-                      <a:off x="0" y="0"/>
-                      <a:ext cx="5486400" cy="4479925"/>
-                    </a:xfrm>
-                    <a:prstGeom prst="rect">
-                      <a:avLst/>
-                    </a:prstGeom>
-                  </pic:spPr>
-                </pic:pic>
-              </a:graphicData>
-            </a:graphic>
-          </wp:inline>
-        </w:drawing>
+        <w:t>Result:</w:t>
       </w:r>
     </w:p>
+    <w:p>
+      <w:r>
+        <w:t>Answer: 20 rows.</w:t>
+      </w:r>
+    </w:p>
+    <w:tbl>
+      <w:tblPr>
+        <w:tblStyle w:val="TableGrid"/>
+        <w:tblW w:w="0" w:type="auto"/>
+        <w:tblLook w:val="04A0" w:firstRow="1" w:lastRow="0" w:firstColumn="1" w:lastColumn="0" w:noHBand="0" w:noVBand="1"/>
+      </w:tblPr>
+      <w:tblGrid>
+        <w:gridCol w:w="1296"/>
+        <w:gridCol w:w="1123"/>
+        <w:gridCol w:w="1131"/>
+        <w:gridCol w:w="1236"/>
+        <w:gridCol w:w="1256"/>
+        <w:gridCol w:w="928"/>
+        <w:gridCol w:w="1017"/>
+        <w:gridCol w:w="869"/>
+      </w:tblGrid>
+      <w:tr>
+        <w:tc>
+          <w:tcPr>
+            <w:tcW w:w="1080" w:type="dxa"/>
+          </w:tcPr>
+          <w:p>
+            <w:r>
+              <w:t>employee_id</w:t>
+            </w:r>
+          </w:p>
+        </w:tc>
+        <w:tc>
+          <w:tcPr>
+            <w:tcW w:w="1080" w:type="dxa"/>
+          </w:tcPr>
+          <w:p>
+            <w:r>
+              <w:t>first_name</w:t>
+            </w:r>
+          </w:p>
+        </w:tc>
+        <w:tc>
+          <w:tcPr>
+            <w:tcW w:w="1080" w:type="dxa"/>
+          </w:tcPr>
+          <w:p>
+            <w:r>
+              <w:t>last_name</w:t>
+            </w:r>
+          </w:p>
+        </w:tc>
+        <w:tc>
+          <w:tcPr>
+            <w:tcW w:w="1080" w:type="dxa"/>
+          </w:tcPr>
+          <w:p>
+            <w:r>
+              <w:t>department</w:t>
+            </w:r>
+          </w:p>
+        </w:tc>
+        <w:tc>
+          <w:tcPr>
+            <w:tcW w:w="1080" w:type="dxa"/>
+          </w:tcPr>
+          <w:p>
+            <w:r>
+              <w:t>position</w:t>
+            </w:r>
+          </w:p>
+        </w:tc>
+        <w:tc>
+          <w:tcPr>
+            <w:tcW w:w="1080" w:type="dxa"/>
+          </w:tcPr>
+          <w:p>
+            <w:r>
+              <w:t>salary</w:t>
+            </w:r>
+          </w:p>
+        </w:tc>
+        <w:tc>
+          <w:tcPr>
+            <w:tcW w:w="1080" w:type="dxa"/>
+          </w:tcPr>
+          <w:p>
+            <w:r>
+              <w:t>hire_date</w:t>
+            </w:r>
+          </w:p>
+        </w:tc>
+        <w:tc>
+          <w:tcPr>
+            <w:tcW w:w="1080" w:type="dxa"/>
+          </w:tcPr>
+          <w:p>
+            <w:r>
+              <w:t>city</w:t>
+            </w:r>
+          </w:p>
+        </w:tc>
+      </w:tr>
+      <w:tr>
+        <w:tc>
+          <w:tcPr>
+            <w:tcW w:w="1080" w:type="dxa"/>
+          </w:tcPr>
+          <w:p>
+            <w:r>
+              <w:t>1</w:t>
+            </w:r>
+          </w:p>
+        </w:tc>
+        <w:tc>
+          <w:tcPr>
+            <w:tcW w:w="1080" w:type="dxa"/>
+          </w:tcPr>
+          <w:p>
+            <w:r>
+              <w:t>Ana</w:t>
+            </w:r>
+          </w:p>
+        </w:tc>
+        <w:tc>
+          <w:tcPr>
+            <w:tcW w:w="1080" w:type="dxa"/>
+          </w:tcPr>
+          <w:p>
+            <w:r>
+              <w:t>Santos</w:t>
+            </w:r>
+          </w:p>
+        </w:tc>
+        <w:tc>
+          <w:tcPr>
+            <w:tcW w:w="1080" w:type="dxa"/>
+          </w:tcPr>
+          <w:p>
+            <w:r>
+              <w:t>Sales</w:t>
+            </w:r>
+          </w:p>
+        </w:tc>
+        <w:tc>
+          <w:tcPr>
+            <w:tcW w:w="1080" w:type="dxa"/>
+          </w:tcPr>
+          <w:p>
+            <w:r>
+              <w:t>Sales Associate</w:t>
+            </w:r>
+          </w:p>
+        </w:tc>
+        <w:tc>
+          <w:tcPr>
+            <w:tcW w:w="1080" w:type="dxa"/>
+          </w:tcPr>
+          <w:p>
+            <w:r>
+              <w:t>28000.0</w:t>
+            </w:r>
+          </w:p>
+        </w:tc>
+        <w:tc>
+          <w:tcPr>
+            <w:tcW w:w="1080" w:type="dxa"/>
+          </w:tcPr>
+          <w:p>
+            <w:r>
+              <w:t>2021-03-15</w:t>
+            </w:r>
+          </w:p>
+        </w:tc>
+        <w:tc>
+          <w:tcPr>
+            <w:tcW w:w="1080" w:type="dxa"/>
+          </w:tcPr>
+          <w:p>
+            <w:r>
+              <w:t>Manila</w:t>
+            </w:r>
+          </w:p>
+        </w:tc>
+      </w:tr>
+      <w:tr>
+        <w:tc>
+          <w:tcPr>
+            <w:tcW w:w="1080" w:type="dxa"/>
+          </w:tcPr>
+          <w:p>
+            <w:r>
+              <w:t>2</w:t>
+            </w:r>
+          </w:p>
+        </w:tc>
+        <w:tc>
+          <w:tcPr>
+            <w:tcW w:w="1080" w:type="dxa"/>
+          </w:tcPr>
+          <w:p>
+            <w:r>
+              <w:t>Ben</w:t>
+            </w:r>
+          </w:p>
+        </w:tc>
+        <w:tc>
+          <w:tcPr>
+            <w:tcW w:w="1080" w:type="dxa"/>
+          </w:tcPr>
+          <w:p>
+            <w:r>
+              <w:t>Reyes</w:t>
+            </w:r>
+          </w:p>
+        </w:tc>
+        <w:tc>
+          <w:tcPr>
+            <w:tcW w:w="1080" w:type="dxa"/>
+          </w:tcPr>
+          <w:p>
+            <w:r>
+              <w:t>Sales</w:t>
+            </w:r>
+          </w:p>
+        </w:tc>
+        <w:tc>
+          <w:tcPr>
+            <w:tcW w:w="1080" w:type="dxa"/>
+          </w:tcPr>
+          <w:p>
+            <w:r>
+              <w:t>Sales Associate</w:t>
+            </w:r>
+          </w:p>
+        </w:tc>
+        <w:tc>
+          <w:tcPr>
+            <w:tcW w:w="1080" w:type="dxa"/>
+          </w:tcPr>
+          <w:p>
+            <w:r>
+              <w:t>26000.0</w:t>
+            </w:r>
+          </w:p>
+        </w:tc>
+        <w:tc>
+          <w:tcPr>
+            <w:tcW w:w="1080" w:type="dxa"/>
+          </w:tcPr>
+          <w:p>
+            <w:r>
+              <w:t>2022-06-01</w:t>
+            </w:r>
+          </w:p>
+        </w:tc>
+        <w:tc>
+          <w:tcPr>
+            <w:tcW w:w="1080" w:type="dxa"/>
+          </w:tcPr>
+          <w:p>
+            <w:r>
+              <w:t>Cebu</w:t>
+            </w:r>
+          </w:p>
+        </w:tc>
+      </w:tr>
+      <w:tr>
+        <w:tc>
+          <w:tcPr>
+            <w:tcW w:w="1080" w:type="dxa"/>
+          </w:tcPr>
+          <w:p>
+            <w:r>
+              <w:t>3</w:t>
+            </w:r>
+          </w:p>
+        </w:tc>
+        <w:tc>
+          <w:tcPr>
+            <w:tcW w:w="1080" w:type="dxa"/>
+          </w:tcPr>
+          <w:p>
+            <w:r>
+              <w:t>Carla</w:t>
+            </w:r>
+          </w:p>
+        </w:tc>
+        <w:tc>
+          <w:tcPr>
+            <w:tcW w:w="1080" w:type="dxa"/>
+          </w:tcPr>
+          <w:p>
+            <w:r>
+              <w:t>Cruz</w:t>
+            </w:r>
+          </w:p>
+        </w:tc>
+        <w:tc>
+          <w:tcPr>
+            <w:tcW w:w="1080" w:type="dxa"/>
+          </w:tcPr>
+          <w:p>
+            <w:r>
+              <w:t>Sales</w:t>
+            </w:r>
+          </w:p>
+        </w:tc>
+        <w:tc>
+          <w:tcPr>
+            <w:tcW w:w="1080" w:type="dxa"/>
+          </w:tcPr>
+          <w:p>
+            <w:r>
+              <w:t>Senior Sales Executive</w:t>
+            </w:r>
+          </w:p>
+        </w:tc>
+        <w:tc>
+          <w:tcPr>
+            <w:tcW w:w="1080" w:type="dxa"/>
+          </w:tcPr>
+          <w:p>
+            <w:r>
+              <w:t>38000.0</w:t>
+            </w:r>
+          </w:p>
+        </w:tc>
+        <w:tc>
+          <w:tcPr>
+            <w:tcW w:w="1080" w:type="dxa"/>
+          </w:tcPr>
+          <w:p>
+            <w:r>
+              <w:t>2019-11-20</w:t>
+            </w:r>
+          </w:p>
+        </w:tc>
+        <w:tc>
+          <w:tcPr>
+            <w:tcW w:w="1080" w:type="dxa"/>
+          </w:tcPr>
+          <w:p>
+            <w:r>
+              <w:t>Manila</w:t>
+            </w:r>
+          </w:p>
+        </w:tc>
+      </w:tr>
+      <w:tr>
+        <w:tc>
+          <w:tcPr>
+            <w:tcW w:w="1080" w:type="dxa"/>
+          </w:tcPr>
+          <w:p>
+            <w:r>
+              <w:t>4</w:t>
+            </w:r>
+          </w:p>
+        </w:tc>
+        <w:tc>
+          <w:tcPr>
+            <w:tcW w:w="1080" w:type="dxa"/>
+          </w:tcPr>
+          <w:p>
+            <w:r>
+              <w:t>Dino</w:t>
+            </w:r>
+          </w:p>
+        </w:tc>
+        <w:tc>
+          <w:tcPr>
+            <w:tcW w:w="1080" w:type="dxa"/>
+          </w:tcPr>
+          <w:p>
+            <w:r>
+              <w:t>Garcia</w:t>
+            </w:r>
+          </w:p>
+        </w:tc>
+        <w:tc>
+          <w:tcPr>
+            <w:tcW w:w="1080" w:type="dxa"/>
+          </w:tcPr>
+          <w:p>
+            <w:r>
+              <w:t>Sales</w:t>
+            </w:r>
+          </w:p>
+        </w:tc>
+        <w:tc>
+          <w:tcPr>
+            <w:tcW w:w="1080" w:type="dxa"/>
+          </w:tcPr>
+          <w:p>
+            <w:r>
+              <w:t>Sales Associate</w:t>
+            </w:r>
+          </w:p>
+        </w:tc>
+        <w:tc>
+          <w:tcPr>
+            <w:tcW w:w="1080" w:type="dxa"/>
+          </w:tcPr>
+          <w:p>
+            <w:r>
+              <w:t>27000.0</w:t>
+            </w:r>
+          </w:p>
+        </w:tc>
+        <w:tc>
+          <w:tcPr>
+            <w:tcW w:w="1080" w:type="dxa"/>
+          </w:tcPr>
+          <w:p>
+            <w:r>
+              <w:t>2023-02-10</w:t>
+            </w:r>
+          </w:p>
+        </w:tc>
+        <w:tc>
+          <w:tcPr>
+            <w:tcW w:w="1080" w:type="dxa"/>
+          </w:tcPr>
+          <w:p>
+            <w:r>
+              <w:t>Davao</w:t>
+            </w:r>
+          </w:p>
+        </w:tc>
+      </w:tr>
+      <w:tr>
+        <w:tc>
+          <w:tcPr>
+            <w:tcW w:w="1080" w:type="dxa"/>
+          </w:tcPr>
+          <w:p>
+            <w:r>
+              <w:t>5</w:t>
+            </w:r>
+          </w:p>
+        </w:tc>
+        <w:tc>
+          <w:tcPr>
+            <w:tcW w:w="1080" w:type="dxa"/>
+          </w:tcPr>
+          <w:p>
+            <w:r>
+              <w:t>Ella</w:t>
+            </w:r>
+          </w:p>
+        </w:tc>
+        <w:tc>
+          <w:tcPr>
+            <w:tcW w:w="1080" w:type="dxa"/>
+          </w:tcPr>
+          <w:p>
+            <w:r>
+              <w:t>Mendoza</w:t>
+            </w:r>
+          </w:p>
+        </w:tc>
+        <w:tc>
+          <w:tcPr>
+            <w:tcW w:w="1080" w:type="dxa"/>
+          </w:tcPr>
+          <w:p>
+            <w:r>
+              <w:t>Sales</w:t>
+            </w:r>
+          </w:p>
+        </w:tc>
+        <w:tc>
+          <w:tcPr>
+            <w:tcW w:w="1080" w:type="dxa"/>
+          </w:tcPr>
+          <w:p>
+            <w:r>
+              <w:t>Sales Manager</w:t>
+            </w:r>
+          </w:p>
+        </w:tc>
+        <w:tc>
+          <w:tcPr>
+            <w:tcW w:w="1080" w:type="dxa"/>
+          </w:tcPr>
+          <w:p>
+            <w:r>
+              <w:t>55000.0</w:t>
+            </w:r>
+          </w:p>
+        </w:tc>
+        <w:tc>
+          <w:tcPr>
+            <w:tcW w:w="1080" w:type="dxa"/>
+          </w:tcPr>
+          <w:p>
+            <w:r>
+              <w:t>2018-05-08</w:t>
+            </w:r>
+          </w:p>
+        </w:tc>
+        <w:tc>
+          <w:tcPr>
+            <w:tcW w:w="1080" w:type="dxa"/>
+          </w:tcPr>
+          <w:p>
+            <w:r>
+              <w:t>Makati</w:t>
+            </w:r>
+          </w:p>
+        </w:tc>
+      </w:tr>
+      <w:tr>
+        <w:tc>
+          <w:tcPr>
+            <w:tcW w:w="1080" w:type="dxa"/>
+          </w:tcPr>
+          <w:p>
+            <w:r>
+              <w:t>6</w:t>
+            </w:r>
+          </w:p>
+        </w:tc>
+        <w:tc>
+          <w:tcPr>
+            <w:tcW w:w="1080" w:type="dxa"/>
+          </w:tcPr>
+          <w:p>
+            <w:r>
+              <w:t>Francis</w:t>
+            </w:r>
+          </w:p>
+        </w:tc>
+        <w:tc>
+          <w:tcPr>
+            <w:tcW w:w="1080" w:type="dxa"/>
+          </w:tcPr>
+          <w:p>
+            <w:r>
+              <w:t>Lim</w:t>
+            </w:r>
+          </w:p>
+        </w:tc>
+        <w:tc>
+          <w:tcPr>
+            <w:tcW w:w="1080" w:type="dxa"/>
+          </w:tcPr>
+          <w:p>
+            <w:r>
+              <w:t>IT</w:t>
+            </w:r>
+          </w:p>
+        </w:tc>
+        <w:tc>
+          <w:tcPr>
+            <w:tcW w:w="1080" w:type="dxa"/>
+          </w:tcPr>
+          <w:p>
+            <w:r>
+              <w:t>Junior Developer</w:t>
+            </w:r>
+          </w:p>
+        </w:tc>
+        <w:tc>
+          <w:tcPr>
+            <w:tcW w:w="1080" w:type="dxa"/>
+          </w:tcPr>
+          <w:p>
+            <w:r>
+              <w:t>35000.0</w:t>
+            </w:r>
+          </w:p>
+        </w:tc>
+        <w:tc>
+          <w:tcPr>
+            <w:tcW w:w="1080" w:type="dxa"/>
+          </w:tcPr>
+          <w:p>
+            <w:r>
+              <w:t>2022-09-12</w:t>
+            </w:r>
+          </w:p>
+        </w:tc>
+        <w:tc>
+          <w:tcPr>
+            <w:tcW w:w="1080" w:type="dxa"/>
+          </w:tcPr>
+          <w:p>
+            <w:r>
+              <w:t>Manila</w:t>
+            </w:r>
+          </w:p>
+        </w:tc>
+      </w:tr>
+      <w:tr>
+        <w:tc>
+          <w:tcPr>
+            <w:tcW w:w="1080" w:type="dxa"/>
+          </w:tcPr>
+          <w:p>
+            <w:r>
+              <w:t>7</w:t>
+            </w:r>
+          </w:p>
+        </w:tc>
+        <w:tc>
+          <w:tcPr>
+            <w:tcW w:w="1080" w:type="dxa"/>
+          </w:tcPr>
+          <w:p>
+            <w:r>
+              <w:t>Grace</w:t>
+            </w:r>
+          </w:p>
+        </w:tc>
+        <w:tc>
+          <w:tcPr>
+            <w:tcW w:w="1080" w:type="dxa"/>
+          </w:tcPr>
+          <w:p>
+            <w:r>
+              <w:t>Tan</w:t>
+            </w:r>
+          </w:p>
+        </w:tc>
+        <w:tc>
+          <w:tcPr>
+            <w:tcW w:w="1080" w:type="dxa"/>
+          </w:tcPr>
+          <w:p>
+            <w:r>
+              <w:t>IT</w:t>
+            </w:r>
+          </w:p>
+        </w:tc>
+        <w:tc>
+          <w:tcPr>
+            <w:tcW w:w="1080" w:type="dxa"/>
+          </w:tcPr>
+          <w:p>
+            <w:r>
+              <w:t>Systems Analyst</w:t>
+            </w:r>
+          </w:p>
+        </w:tc>
+        <w:tc>
+          <w:tcPr>
+            <w:tcW w:w="1080" w:type="dxa"/>
+          </w:tcPr>
+          <w:p>
+            <w:r>
+              <w:t>48000.0</w:t>
+            </w:r>
+          </w:p>
+        </w:tc>
+        <w:tc>
+          <w:tcPr>
+            <w:tcW w:w="1080" w:type="dxa"/>
+          </w:tcPr>
+          <w:p>
+            <w:r>
+              <w:t>2020-07-01</w:t>
+            </w:r>
+          </w:p>
+        </w:tc>
+        <w:tc>
+          <w:tcPr>
+            <w:tcW w:w="1080" w:type="dxa"/>
+          </w:tcPr>
+          <w:p>
+            <w:r>
+              <w:t>Makati</w:t>
+            </w:r>
+          </w:p>
+        </w:tc>
+      </w:tr>
+      <w:tr>
+        <w:tc>
+          <w:tcPr>
+            <w:tcW w:w="1080" w:type="dxa"/>
+          </w:tcPr>
+          <w:p>
+            <w:r>
+              <w:t>8</w:t>
+            </w:r>
+          </w:p>
+        </w:tc>
+        <w:tc>
+          <w:tcPr>
+            <w:tcW w:w="1080" w:type="dxa"/>
+          </w:tcPr>
+          <w:p>
+            <w:r>
+              <w:t>Hector</w:t>
+            </w:r>
+          </w:p>
+        </w:tc>
+        <w:tc>
+          <w:tcPr>
+            <w:tcW w:w="1080" w:type="dxa"/>
+          </w:tcPr>
+          <w:p>
+            <w:r>
+              <w:t>Ramos</w:t>
+            </w:r>
+          </w:p>
+        </w:tc>
+        <w:tc>
+          <w:tcPr>
+            <w:tcW w:w="1080" w:type="dxa"/>
+          </w:tcPr>
+          <w:p>
+            <w:r>
+              <w:t>IT</w:t>
+            </w:r>
+          </w:p>
+        </w:tc>
+        <w:tc>
+          <w:tcPr>
+            <w:tcW w:w="1080" w:type="dxa"/>
+          </w:tcPr>
+          <w:p>
+            <w:r>
+              <w:t>IT Support</w:t>
+            </w:r>
+          </w:p>
+        </w:tc>
+        <w:tc>
+          <w:tcPr>
+            <w:tcW w:w="1080" w:type="dxa"/>
+          </w:tcPr>
+          <w:p>
+            <w:r>
+              <w:t>30000.0</w:t>
+            </w:r>
+          </w:p>
+        </w:tc>
+        <w:tc>
+          <w:tcPr>
+            <w:tcW w:w="1080" w:type="dxa"/>
+          </w:tcPr>
+          <w:p>
+            <w:r>
+              <w:t>2023-01-25</w:t>
+            </w:r>
+          </w:p>
+        </w:tc>
+        <w:tc>
+          <w:tcPr>
+            <w:tcW w:w="1080" w:type="dxa"/>
+          </w:tcPr>
+          <w:p>
+            <w:r>
+              <w:t>Cebu</w:t>
+            </w:r>
+          </w:p>
+        </w:tc>
+      </w:tr>
+      <w:tr>
+        <w:tc>
+          <w:tcPr>
+            <w:tcW w:w="1080" w:type="dxa"/>
+          </w:tcPr>
+          <w:p>
+            <w:r>
+              <w:t>9</w:t>
+            </w:r>
+          </w:p>
+        </w:tc>
+        <w:tc>
+          <w:tcPr>
+            <w:tcW w:w="1080" w:type="dxa"/>
+          </w:tcPr>
+          <w:p>
+            <w:r>
+              <w:t>Iris</w:t>
+            </w:r>
+          </w:p>
+        </w:tc>
+        <w:tc>
+          <w:tcPr>
+            <w:tcW w:w="1080" w:type="dxa"/>
+          </w:tcPr>
+          <w:p>
+            <w:r>
+              <w:t>Dela Cruz</w:t>
+            </w:r>
+          </w:p>
+        </w:tc>
+        <w:tc>
+          <w:tcPr>
+            <w:tcW w:w="1080" w:type="dxa"/>
+          </w:tcPr>
+          <w:p>
+            <w:r>
+              <w:t>IT</w:t>
+            </w:r>
+          </w:p>
+        </w:tc>
+        <w:tc>
+          <w:tcPr>
+            <w:tcW w:w="1080" w:type="dxa"/>
+          </w:tcPr>
+          <w:p>
+            <w:r>
+              <w:t>IT Manager</w:t>
+            </w:r>
+          </w:p>
+        </w:tc>
+        <w:tc>
+          <w:tcPr>
+            <w:tcW w:w="1080" w:type="dxa"/>
+          </w:tcPr>
+          <w:p>
+            <w:r>
+              <w:t>65000.0</w:t>
+            </w:r>
+          </w:p>
+        </w:tc>
+        <w:tc>
+          <w:tcPr>
+            <w:tcW w:w="1080" w:type="dxa"/>
+          </w:tcPr>
+          <w:p>
+            <w:r>
+              <w:t>2017-04-18</w:t>
+            </w:r>
+          </w:p>
+        </w:tc>
+        <w:tc>
+          <w:tcPr>
+            <w:tcW w:w="1080" w:type="dxa"/>
+          </w:tcPr>
+          <w:p>
+            <w:r>
+              <w:t>Makati</w:t>
+            </w:r>
+          </w:p>
+        </w:tc>
+      </w:tr>
+      <w:tr>
+        <w:tc>
+          <w:tcPr>
+            <w:tcW w:w="1080" w:type="dxa"/>
+          </w:tcPr>
+          <w:p>
+            <w:r>
+              <w:t>10</w:t>
+            </w:r>
+          </w:p>
+        </w:tc>
+        <w:tc>
+          <w:tcPr>
+            <w:tcW w:w="1080" w:type="dxa"/>
+          </w:tcPr>
+          <w:p>
+            <w:r>
+              <w:t>Jomar</w:t>
+            </w:r>
+          </w:p>
+        </w:tc>
+        <w:tc>
+          <w:tcPr>
+            <w:tcW w:w="1080" w:type="dxa"/>
+          </w:tcPr>
+          <w:p>
+            <w:r>
+              <w:t>Aquino</w:t>
+            </w:r>
+          </w:p>
+        </w:tc>
+        <w:tc>
+          <w:tcPr>
+            <w:tcW w:w="1080" w:type="dxa"/>
+          </w:tcPr>
+          <w:p>
+            <w:r>
+              <w:t>Marketing</w:t>
+            </w:r>
+          </w:p>
+        </w:tc>
+        <w:tc>
+          <w:tcPr>
+            <w:tcW w:w="1080" w:type="dxa"/>
+          </w:tcPr>
+          <w:p>
+            <w:r>
+              <w:t>Marketing Assistant</w:t>
+            </w:r>
+          </w:p>
+        </w:tc>
+        <w:tc>
+          <w:tcPr>
+            <w:tcW w:w="1080" w:type="dxa"/>
+          </w:tcPr>
+          <w:p>
+            <w:r>
+              <w:t>25000.0</w:t>
+            </w:r>
+          </w:p>
+        </w:tc>
+        <w:tc>
+          <w:tcPr>
+            <w:tcW w:w="1080" w:type="dxa"/>
+          </w:tcPr>
+          <w:p>
+            <w:r>
+              <w:t>2023-03-06</w:t>
+            </w:r>
+          </w:p>
+        </w:tc>
+        <w:tc>
+          <w:tcPr>
+            <w:tcW w:w="1080" w:type="dxa"/>
+          </w:tcPr>
+          <w:p>
+            <w:r>
+              <w:t>Manila</w:t>
+            </w:r>
+          </w:p>
+        </w:tc>
+      </w:tr>
+      <w:tr>
+        <w:tc>
+          <w:tcPr>
+            <w:tcW w:w="1080" w:type="dxa"/>
+          </w:tcPr>
+          <w:p>
+            <w:r>
+              <w:t>11</w:t>
+            </w:r>
+          </w:p>
+        </w:tc>
+        <w:tc>
+          <w:tcPr>
+            <w:tcW w:w="1080" w:type="dxa"/>
+          </w:tcPr>
+          <w:p>
+            <w:r>
+              <w:t>Kara</w:t>
+            </w:r>
+          </w:p>
+        </w:tc>
+        <w:tc>
+          <w:tcPr>
+            <w:tcW w:w="1080" w:type="dxa"/>
+          </w:tcPr>
+          <w:p>
+            <w:r>
+              <w:t>Villanueva</w:t>
+            </w:r>
+          </w:p>
+        </w:tc>
+        <w:tc>
+          <w:tcPr>
+            <w:tcW w:w="1080" w:type="dxa"/>
+          </w:tcPr>
+          <w:p>
+            <w:r>
+              <w:t>Marketing</w:t>
+            </w:r>
+          </w:p>
+        </w:tc>
+        <w:tc>
+          <w:tcPr>
+            <w:tcW w:w="1080" w:type="dxa"/>
+          </w:tcPr>
+          <w:p>
+            <w:r>
+              <w:t>Content Specialist</w:t>
+            </w:r>
+          </w:p>
+        </w:tc>
+        <w:tc>
+          <w:tcPr>
+            <w:tcW w:w="1080" w:type="dxa"/>
+          </w:tcPr>
+          <w:p>
+            <w:r>
+              <w:t>32000.0</w:t>
+            </w:r>
+          </w:p>
+        </w:tc>
+        <w:tc>
+          <w:tcPr>
+            <w:tcW w:w="1080" w:type="dxa"/>
+          </w:tcPr>
+          <w:p>
+            <w:r>
+              <w:t>2021-08-23</w:t>
+            </w:r>
+          </w:p>
+        </w:tc>
+        <w:tc>
+          <w:tcPr>
+            <w:tcW w:w="1080" w:type="dxa"/>
+          </w:tcPr>
+          <w:p>
+            <w:r>
+              <w:t>Quezon City</w:t>
+            </w:r>
+          </w:p>
+        </w:tc>
+      </w:tr>
+      <w:tr>
+        <w:tc>
+          <w:tcPr>
+            <w:tcW w:w="1080" w:type="dxa"/>
+          </w:tcPr>
+          <w:p>
+            <w:r>
+              <w:t>12</w:t>
+            </w:r>
+          </w:p>
+        </w:tc>
+        <w:tc>
+          <w:tcPr>
+            <w:tcW w:w="1080" w:type="dxa"/>
+          </w:tcPr>
+          <w:p>
+            <w:r>
+              <w:t>Leo</w:t>
+            </w:r>
+          </w:p>
+        </w:tc>
+        <w:tc>
+          <w:tcPr>
+            <w:tcW w:w="1080" w:type="dxa"/>
+          </w:tcPr>
+          <w:p>
+            <w:r>
+              <w:t>Navarro</w:t>
+            </w:r>
+          </w:p>
+        </w:tc>
+        <w:tc>
+          <w:tcPr>
+            <w:tcW w:w="1080" w:type="dxa"/>
+          </w:tcPr>
+          <w:p>
+            <w:r>
+              <w:t>Marketing</w:t>
+            </w:r>
+          </w:p>
+        </w:tc>
+        <w:tc>
+          <w:tcPr>
+            <w:tcW w:w="1080" w:type="dxa"/>
+          </w:tcPr>
+          <w:p>
+            <w:r>
+              <w:t>Digital Marketer</w:t>
+            </w:r>
+          </w:p>
+        </w:tc>
+        <w:tc>
+          <w:tcPr>
+            <w:tcW w:w="1080" w:type="dxa"/>
+          </w:tcPr>
+          <w:p>
+            <w:r>
+              <w:t>36000.0</w:t>
+            </w:r>
+          </w:p>
+        </w:tc>
+        <w:tc>
+          <w:tcPr>
+            <w:tcW w:w="1080" w:type="dxa"/>
+          </w:tcPr>
+          <w:p>
+            <w:r>
+              <w:t>2020-10-05</w:t>
+            </w:r>
+          </w:p>
+        </w:tc>
+        <w:tc>
+          <w:tcPr>
+            <w:tcW w:w="1080" w:type="dxa"/>
+          </w:tcPr>
+          <w:p>
+            <w:r>
+              <w:t>Cebu</w:t>
+            </w:r>
+          </w:p>
+        </w:tc>
+      </w:tr>
+      <w:tr>
+        <w:tc>
+          <w:tcPr>
+            <w:tcW w:w="1080" w:type="dxa"/>
+          </w:tcPr>
+          <w:p>
+            <w:r>
+              <w:t>13</w:t>
+            </w:r>
+          </w:p>
+        </w:tc>
+        <w:tc>
+          <w:tcPr>
+            <w:tcW w:w="1080" w:type="dxa"/>
+          </w:tcPr>
+          <w:p>
+            <w:r>
+              <w:t>Mia</w:t>
+            </w:r>
+          </w:p>
+        </w:tc>
+        <w:tc>
+          <w:tcPr>
+            <w:tcW w:w="1080" w:type="dxa"/>
+          </w:tcPr>
+          <w:p>
+            <w:r>
+              <w:t>Fernandez</w:t>
+            </w:r>
+          </w:p>
+        </w:tc>
+        <w:tc>
+          <w:tcPr>
+            <w:tcW w:w="1080" w:type="dxa"/>
+          </w:tcPr>
+          <w:p>
+            <w:r>
+              <w:t>Marketing</w:t>
+            </w:r>
+          </w:p>
+        </w:tc>
+        <w:tc>
+          <w:tcPr>
+            <w:tcW w:w="1080" w:type="dxa"/>
+          </w:tcPr>
+          <w:p>
+            <w:r>
+              <w:t>Marketing Manager</w:t>
+            </w:r>
+          </w:p>
+        </w:tc>
+        <w:tc>
+          <w:tcPr>
+            <w:tcW w:w="1080" w:type="dxa"/>
+          </w:tcPr>
+          <w:p>
+            <w:r>
+              <w:t>58000.0</w:t>
+            </w:r>
+          </w:p>
+        </w:tc>
+        <w:tc>
+          <w:tcPr>
+            <w:tcW w:w="1080" w:type="dxa"/>
+          </w:tcPr>
+          <w:p>
+            <w:r>
+              <w:t>2018-01-15</w:t>
+            </w:r>
+          </w:p>
+        </w:tc>
+        <w:tc>
+          <w:tcPr>
+            <w:tcW w:w="1080" w:type="dxa"/>
+          </w:tcPr>
+          <w:p>
+            <w:r>
+              <w:t>Makati</w:t>
+            </w:r>
+          </w:p>
+        </w:tc>
+      </w:tr>
+      <w:tr>
+        <w:tc>
+          <w:tcPr>
+            <w:tcW w:w="1080" w:type="dxa"/>
+          </w:tcPr>
+          <w:p>
+            <w:r>
+              <w:t>14</w:t>
+            </w:r>
+          </w:p>
+        </w:tc>
+        <w:tc>
+          <w:tcPr>
+            <w:tcW w:w="1080" w:type="dxa"/>
+          </w:tcPr>
+          <w:p>
+            <w:r>
+              <w:t>Noel</w:t>
+            </w:r>
+          </w:p>
+        </w:tc>
+        <w:tc>
+          <w:tcPr>
+            <w:tcW w:w="1080" w:type="dxa"/>
+          </w:tcPr>
+          <w:p>
+            <w:r>
+              <w:t>Bautista</w:t>
+            </w:r>
+          </w:p>
+        </w:tc>
+        <w:tc>
+          <w:tcPr>
+            <w:tcW w:w="1080" w:type="dxa"/>
+          </w:tcPr>
+          <w:p>
+            <w:r>
+              <w:t>HR</w:t>
+            </w:r>
+          </w:p>
+        </w:tc>
+        <w:tc>
+          <w:tcPr>
+            <w:tcW w:w="1080" w:type="dxa"/>
+          </w:tcPr>
+          <w:p>
+            <w:r>
+              <w:t xml:space="preserve">HR </w:t>
+            </w:r>
+            <w:r>
+              <w:lastRenderedPageBreak/>
+              <w:t>Assistant</w:t>
+            </w:r>
+          </w:p>
+        </w:tc>
+        <w:tc>
+          <w:tcPr>
+            <w:tcW w:w="1080" w:type="dxa"/>
+          </w:tcPr>
+          <w:p>
+            <w:r>
+              <w:lastRenderedPageBreak/>
+              <w:t>24000.</w:t>
+            </w:r>
+            <w:r>
+              <w:lastRenderedPageBreak/>
+              <w:t>0</w:t>
+            </w:r>
+          </w:p>
+        </w:tc>
+        <w:tc>
+          <w:tcPr>
+            <w:tcW w:w="1080" w:type="dxa"/>
+          </w:tcPr>
+          <w:p>
+            <w:r>
+              <w:lastRenderedPageBreak/>
+              <w:t>2022-</w:t>
+            </w:r>
+            <w:r>
+              <w:lastRenderedPageBreak/>
+              <w:t>11-07</w:t>
+            </w:r>
+          </w:p>
+        </w:tc>
+        <w:tc>
+          <w:tcPr>
+            <w:tcW w:w="1080" w:type="dxa"/>
+          </w:tcPr>
+          <w:p>
+            <w:r>
+              <w:lastRenderedPageBreak/>
+              <w:t>Quezo</w:t>
+            </w:r>
+            <w:r>
+              <w:lastRenderedPageBreak/>
+              <w:t>n City</w:t>
+            </w:r>
+          </w:p>
+        </w:tc>
+      </w:tr>
+      <w:tr>
+        <w:tc>
+          <w:tcPr>
+            <w:tcW w:w="1080" w:type="dxa"/>
+          </w:tcPr>
+          <w:p>
+            <w:r>
+              <w:lastRenderedPageBreak/>
+              <w:t>15</w:t>
+            </w:r>
+          </w:p>
+        </w:tc>
+        <w:tc>
+          <w:tcPr>
+            <w:tcW w:w="1080" w:type="dxa"/>
+          </w:tcPr>
+          <w:p>
+            <w:r>
+              <w:t>Olivia</w:t>
+            </w:r>
+          </w:p>
+        </w:tc>
+        <w:tc>
+          <w:tcPr>
+            <w:tcW w:w="1080" w:type="dxa"/>
+          </w:tcPr>
+          <w:p>
+            <w:r>
+              <w:t>Torres</w:t>
+            </w:r>
+          </w:p>
+        </w:tc>
+        <w:tc>
+          <w:tcPr>
+            <w:tcW w:w="1080" w:type="dxa"/>
+          </w:tcPr>
+          <w:p>
+            <w:r>
+              <w:t>HR</w:t>
+            </w:r>
+          </w:p>
+        </w:tc>
+        <w:tc>
+          <w:tcPr>
+            <w:tcW w:w="1080" w:type="dxa"/>
+          </w:tcPr>
+          <w:p>
+            <w:r>
+              <w:t>Recruiter</w:t>
+            </w:r>
+          </w:p>
+        </w:tc>
+        <w:tc>
+          <w:tcPr>
+            <w:tcW w:w="1080" w:type="dxa"/>
+          </w:tcPr>
+          <w:p>
+            <w:r>
+              <w:t>30000.0</w:t>
+            </w:r>
+          </w:p>
+        </w:tc>
+        <w:tc>
+          <w:tcPr>
+            <w:tcW w:w="1080" w:type="dxa"/>
+          </w:tcPr>
+          <w:p>
+            <w:r>
+              <w:t>2021-05-17</w:t>
+            </w:r>
+          </w:p>
+        </w:tc>
+        <w:tc>
+          <w:tcPr>
+            <w:tcW w:w="1080" w:type="dxa"/>
+          </w:tcPr>
+          <w:p>
+            <w:r>
+              <w:t>Manila</w:t>
+            </w:r>
+          </w:p>
+        </w:tc>
+      </w:tr>
+      <w:tr>
+        <w:tc>
+          <w:tcPr>
+            <w:tcW w:w="1080" w:type="dxa"/>
+          </w:tcPr>
+          <w:p>
+            <w:r>
+              <w:t>16</w:t>
+            </w:r>
+          </w:p>
+        </w:tc>
+        <w:tc>
+          <w:tcPr>
+            <w:tcW w:w="1080" w:type="dxa"/>
+          </w:tcPr>
+          <w:p>
+            <w:r>
+              <w:t>Paolo</w:t>
+            </w:r>
+          </w:p>
+        </w:tc>
+        <w:tc>
+          <w:tcPr>
+            <w:tcW w:w="1080" w:type="dxa"/>
+          </w:tcPr>
+          <w:p>
+            <w:r>
+              <w:t>Domingo</w:t>
+            </w:r>
+          </w:p>
+        </w:tc>
+        <w:tc>
+          <w:tcPr>
+            <w:tcW w:w="1080" w:type="dxa"/>
+          </w:tcPr>
+          <w:p>
+            <w:r>
+              <w:t>HR</w:t>
+            </w:r>
+          </w:p>
+        </w:tc>
+        <w:tc>
+          <w:tcPr>
+            <w:tcW w:w="1080" w:type="dxa"/>
+          </w:tcPr>
+          <w:p>
+            <w:r>
+              <w:t>HR Manager</w:t>
+            </w:r>
+          </w:p>
+        </w:tc>
+        <w:tc>
+          <w:tcPr>
+            <w:tcW w:w="1080" w:type="dxa"/>
+          </w:tcPr>
+          <w:p>
+            <w:r>
+              <w:t>52000.0</w:t>
+            </w:r>
+          </w:p>
+        </w:tc>
+        <w:tc>
+          <w:tcPr>
+            <w:tcW w:w="1080" w:type="dxa"/>
+          </w:tcPr>
+          <w:p>
+            <w:r>
+              <w:t>2019-02-28</w:t>
+            </w:r>
+          </w:p>
+        </w:tc>
+        <w:tc>
+          <w:tcPr>
+            <w:tcW w:w="1080" w:type="dxa"/>
+          </w:tcPr>
+          <w:p>
+            <w:r>
+              <w:t>Makati</w:t>
+            </w:r>
+          </w:p>
+        </w:tc>
+      </w:tr>
+      <w:tr>
+        <w:tc>
+          <w:tcPr>
+            <w:tcW w:w="1080" w:type="dxa"/>
+          </w:tcPr>
+          <w:p>
+            <w:r>
+              <w:t>17</w:t>
+            </w:r>
+          </w:p>
+        </w:tc>
+        <w:tc>
+          <w:tcPr>
+            <w:tcW w:w="1080" w:type="dxa"/>
+          </w:tcPr>
+          <w:p>
+            <w:r>
+              <w:t>Queenie</w:t>
+            </w:r>
+          </w:p>
+        </w:tc>
+        <w:tc>
+          <w:tcPr>
+            <w:tcW w:w="1080" w:type="dxa"/>
+          </w:tcPr>
+          <w:p>
+            <w:r>
+              <w:t>Salazar</w:t>
+            </w:r>
+          </w:p>
+        </w:tc>
+        <w:tc>
+          <w:tcPr>
+            <w:tcW w:w="1080" w:type="dxa"/>
+          </w:tcPr>
+          <w:p>
+            <w:r>
+              <w:t>Finance</w:t>
+            </w:r>
+          </w:p>
+        </w:tc>
+        <w:tc>
+          <w:tcPr>
+            <w:tcW w:w="1080" w:type="dxa"/>
+          </w:tcPr>
+          <w:p>
+            <w:r>
+              <w:t>Bookkeeper</w:t>
+            </w:r>
+          </w:p>
+        </w:tc>
+        <w:tc>
+          <w:tcPr>
+            <w:tcW w:w="1080" w:type="dxa"/>
+          </w:tcPr>
+          <w:p>
+            <w:r>
+              <w:t>29000.0</w:t>
+            </w:r>
+          </w:p>
+        </w:tc>
+        <w:tc>
+          <w:tcPr>
+            <w:tcW w:w="1080" w:type="dxa"/>
+          </w:tcPr>
+          <w:p>
+            <w:r>
+              <w:t>2022-04-04</w:t>
+            </w:r>
+          </w:p>
+        </w:tc>
+        <w:tc>
+          <w:tcPr>
+            <w:tcW w:w="1080" w:type="dxa"/>
+          </w:tcPr>
+          <w:p>
+            <w:r>
+              <w:t>Davao</w:t>
+            </w:r>
+          </w:p>
+        </w:tc>
+      </w:tr>
+      <w:tr>
+        <w:tc>
+          <w:tcPr>
+            <w:tcW w:w="1080" w:type="dxa"/>
+          </w:tcPr>
+          <w:p>
+            <w:r>
+              <w:t>18</w:t>
+            </w:r>
+          </w:p>
+        </w:tc>
+        <w:tc>
+          <w:tcPr>
+            <w:tcW w:w="1080" w:type="dxa"/>
+          </w:tcPr>
+          <w:p>
+            <w:r>
+              <w:t>Ramon</w:t>
+            </w:r>
+          </w:p>
+        </w:tc>
+        <w:tc>
+          <w:tcPr>
+            <w:tcW w:w="1080" w:type="dxa"/>
+          </w:tcPr>
+          <w:p>
+            <w:r>
+              <w:t>Castillo</w:t>
+            </w:r>
+          </w:p>
+        </w:tc>
+        <w:tc>
+          <w:tcPr>
+            <w:tcW w:w="1080" w:type="dxa"/>
+          </w:tcPr>
+          <w:p>
+            <w:r>
+              <w:t>Finance</w:t>
+            </w:r>
+          </w:p>
+        </w:tc>
+        <w:tc>
+          <w:tcPr>
+            <w:tcW w:w="1080" w:type="dxa"/>
+          </w:tcPr>
+          <w:p>
+            <w:r>
+              <w:t>Accountant</w:t>
+            </w:r>
+          </w:p>
+        </w:tc>
+        <w:tc>
+          <w:tcPr>
+            <w:tcW w:w="1080" w:type="dxa"/>
+          </w:tcPr>
+          <w:p>
+            <w:r>
+              <w:t>40000.0</w:t>
+            </w:r>
+          </w:p>
+        </w:tc>
+        <w:tc>
+          <w:tcPr>
+            <w:tcW w:w="1080" w:type="dxa"/>
+          </w:tcPr>
+          <w:p>
+            <w:r>
+              <w:t>2020-12-14</w:t>
+            </w:r>
+          </w:p>
+        </w:tc>
+        <w:tc>
+          <w:tcPr>
+            <w:tcW w:w="1080" w:type="dxa"/>
+          </w:tcPr>
+          <w:p>
+            <w:r>
+              <w:t>Manila</w:t>
+            </w:r>
+          </w:p>
+        </w:tc>
+      </w:tr>
+      <w:tr>
+        <w:tc>
+          <w:tcPr>
+            <w:tcW w:w="1080" w:type="dxa"/>
+          </w:tcPr>
+          <w:p>
+            <w:r>
+              <w:t>19</w:t>
+            </w:r>
+          </w:p>
+        </w:tc>
+        <w:tc>
+          <w:tcPr>
+            <w:tcW w:w="1080" w:type="dxa"/>
+          </w:tcPr>
+          <w:p>
+            <w:r>
+              <w:t>Sofia</w:t>
+            </w:r>
+          </w:p>
+        </w:tc>
+        <w:tc>
+          <w:tcPr>
+            <w:tcW w:w="1080" w:type="dxa"/>
+          </w:tcPr>
+          <w:p>
+            <w:r>
+              <w:t>Ocampo</w:t>
+            </w:r>
+          </w:p>
+        </w:tc>
+        <w:tc>
+          <w:tcPr>
+            <w:tcW w:w="1080" w:type="dxa"/>
+          </w:tcPr>
+          <w:p>
+            <w:r>
+              <w:t>Finance</w:t>
+            </w:r>
+          </w:p>
+        </w:tc>
+        <w:tc>
+          <w:tcPr>
+            <w:tcW w:w="1080" w:type="dxa"/>
+          </w:tcPr>
+          <w:p>
+            <w:r>
+              <w:t>Financial Analyst</w:t>
+            </w:r>
+          </w:p>
+        </w:tc>
+        <w:tc>
+          <w:tcPr>
+            <w:tcW w:w="1080" w:type="dxa"/>
+          </w:tcPr>
+          <w:p>
+            <w:r>
+              <w:t>45000.0</w:t>
+            </w:r>
+          </w:p>
+        </w:tc>
+        <w:tc>
+          <w:tcPr>
+            <w:tcW w:w="1080" w:type="dxa"/>
+          </w:tcPr>
+          <w:p>
+            <w:r>
+              <w:t>2021-09-30</w:t>
+            </w:r>
+          </w:p>
+        </w:tc>
+        <w:tc>
+          <w:tcPr>
+            <w:tcW w:w="1080" w:type="dxa"/>
+          </w:tcPr>
+          <w:p>
+            <w:r>
+              <w:t>Quezon City</w:t>
+            </w:r>
+          </w:p>
+        </w:tc>
+      </w:tr>
+      <w:tr>
+        <w:tc>
+          <w:tcPr>
+            <w:tcW w:w="1080" w:type="dxa"/>
+          </w:tcPr>
+          <w:p>
+            <w:r>
+              <w:t>20</w:t>
+            </w:r>
+          </w:p>
+        </w:tc>
+        <w:tc>
+          <w:tcPr>
+            <w:tcW w:w="1080" w:type="dxa"/>
+          </w:tcPr>
+          <w:p>
+            <w:r>
+              <w:t>Tomas</w:t>
+            </w:r>
+          </w:p>
+        </w:tc>
+        <w:tc>
+          <w:tcPr>
+            <w:tcW w:w="1080" w:type="dxa"/>
+          </w:tcPr>
+          <w:p>
+            <w:r>
+              <w:t>Rivera</w:t>
+            </w:r>
+          </w:p>
+        </w:tc>
+        <w:tc>
+          <w:tcPr>
+            <w:tcW w:w="1080" w:type="dxa"/>
+          </w:tcPr>
+          <w:p>
+            <w:r>
+              <w:t>Finance</w:t>
+            </w:r>
+          </w:p>
+        </w:tc>
+        <w:tc>
+          <w:tcPr>
+            <w:tcW w:w="1080" w:type="dxa"/>
+          </w:tcPr>
+          <w:p>
+            <w:r>
+              <w:t>Finance Manager</w:t>
+            </w:r>
+          </w:p>
+        </w:tc>
+        <w:tc>
+          <w:tcPr>
+            <w:tcW w:w="1080" w:type="dxa"/>
+          </w:tcPr>
+          <w:p>
+            <w:r>
+              <w:t>60000.0</w:t>
+            </w:r>
+          </w:p>
+        </w:tc>
+        <w:tc>
+          <w:tcPr>
+            <w:tcW w:w="1080" w:type="dxa"/>
+          </w:tcPr>
+          <w:p>
+            <w:r>
+              <w:t>2016-08-22</w:t>
+            </w:r>
+          </w:p>
+        </w:tc>
+        <w:tc>
+          <w:tcPr>
+            <w:tcW w:w="1080" w:type="dxa"/>
+          </w:tcPr>
+          <w:p>
+            <w:r>
+              <w:t>Makati</w:t>
+            </w:r>
+          </w:p>
+        </w:tc>
+      </w:tr>
+    </w:tbl>
     <w:p/>
     <w:p>
       <w:pPr>
@@ -152,7 +1853,6 @@
         <w:rPr>
           <w:color w:val="auto"/>
         </w:rPr>
-        <w:lastRenderedPageBreak/>
         <w:t>10. Show only first_name, last_name, and department for all employees.</w:t>
       </w:r>
     </w:p>
@@ -172,6 +1872,20 @@
     </w:p>
     <w:p>
       <w:pPr>
+        <w:pStyle w:val="IntenseQuote"/>
+        <w:rPr>
+          <w:color w:val="auto"/>
+        </w:rPr>
+      </w:pPr>
+      <w:r>
+        <w:rPr>
+          <w:color w:val="auto"/>
+        </w:rPr>
+        <w:t>SELECT first_name, last_name, department FROM employees;</w:t>
+      </w:r>
+    </w:p>
+    <w:p>
+      <w:pPr>
         <w:pStyle w:val="Heading2"/>
         <w:rPr>
           <w:color w:val="auto"/>
@@ -179,88 +1893,696 @@
       </w:pPr>
       <w:r>
         <w:rPr>
-          <w:noProof/>
           <w:color w:val="auto"/>
         </w:rPr>
-        <w:drawing>
-          <wp:inline distT="0" distB="0" distL="0" distR="0" wp14:anchorId="45003A8F" wp14:editId="34D35DFC">
-            <wp:extent cx="5029902" cy="1571844"/>
-            <wp:effectExtent l="0" t="0" r="0" b="9525"/>
-            <wp:docPr id="1383595931" name="Picture 1"/>
-            <wp:cNvGraphicFramePr>
-              <a:graphicFrameLocks xmlns:a="http://schemas.openxmlformats.org/drawingml/2006/main" noChangeAspect="1"/>
-            </wp:cNvGraphicFramePr>
-            <a:graphic xmlns:a="http://schemas.openxmlformats.org/drawingml/2006/main">
-              <a:graphicData uri="http://schemas.openxmlformats.org/drawingml/2006/picture">
-                <pic:pic xmlns:pic="http://schemas.openxmlformats.org/drawingml/2006/picture">
-                  <pic:nvPicPr>
-                    <pic:cNvPr id="1383595931" name=""/>
-                    <pic:cNvPicPr/>
-                  </pic:nvPicPr>
-                  <pic:blipFill>
-                    <a:blip r:embed="rId8"/>
-                    <a:stretch>
-                      <a:fillRect/>
-                    </a:stretch>
-                  </pic:blipFill>
-                  <pic:spPr>
-                    <a:xfrm>
-                      <a:off x="0" y="0"/>
-                      <a:ext cx="5029902" cy="1571844"/>
-                    </a:xfrm>
-                    <a:prstGeom prst="rect">
-                      <a:avLst/>
-                    </a:prstGeom>
-                  </pic:spPr>
-                </pic:pic>
-              </a:graphicData>
-            </a:graphic>
-          </wp:inline>
-        </w:drawing>
+        <w:t>Result:</w:t>
       </w:r>
     </w:p>
-    <w:p>
-      <w:r>
-        <w:rPr>
-          <w:noProof/>
-        </w:rPr>
-        <w:drawing>
-          <wp:inline distT="0" distB="0" distL="0" distR="0" wp14:anchorId="7AD9C8A4" wp14:editId="0FF33F3B">
-            <wp:extent cx="4363059" cy="4877481"/>
-            <wp:effectExtent l="0" t="0" r="0" b="0"/>
-            <wp:docPr id="161676063" name="Picture 1"/>
-            <wp:cNvGraphicFramePr>
-              <a:graphicFrameLocks xmlns:a="http://schemas.openxmlformats.org/drawingml/2006/main" noChangeAspect="1"/>
-            </wp:cNvGraphicFramePr>
-            <a:graphic xmlns:a="http://schemas.openxmlformats.org/drawingml/2006/main">
-              <a:graphicData uri="http://schemas.openxmlformats.org/drawingml/2006/picture">
-                <pic:pic xmlns:pic="http://schemas.openxmlformats.org/drawingml/2006/picture">
-                  <pic:nvPicPr>
-                    <pic:cNvPr id="161676063" name=""/>
-                    <pic:cNvPicPr/>
-                  </pic:nvPicPr>
-                  <pic:blipFill>
-                    <a:blip r:embed="rId9"/>
-                    <a:stretch>
-                      <a:fillRect/>
-                    </a:stretch>
-                  </pic:blipFill>
-                  <pic:spPr>
-                    <a:xfrm>
-                      <a:off x="0" y="0"/>
-                      <a:ext cx="4363059" cy="4877481"/>
-                    </a:xfrm>
-                    <a:prstGeom prst="rect">
-                      <a:avLst/>
-                    </a:prstGeom>
-                  </pic:spPr>
-                </pic:pic>
-              </a:graphicData>
-            </a:graphic>
-          </wp:inline>
-        </w:drawing>
-      </w:r>
-    </w:p>
+    <w:tbl>
+      <w:tblPr>
+        <w:tblStyle w:val="TableGrid"/>
+        <w:tblW w:w="0" w:type="auto"/>
+        <w:tblLook w:val="04A0" w:firstRow="1" w:lastRow="0" w:firstColumn="1" w:lastColumn="0" w:noHBand="0" w:noVBand="1"/>
+      </w:tblPr>
+      <w:tblGrid>
+        <w:gridCol w:w="2880"/>
+        <w:gridCol w:w="2880"/>
+        <w:gridCol w:w="2880"/>
+      </w:tblGrid>
+      <w:tr>
+        <w:tc>
+          <w:tcPr>
+            <w:tcW w:w="2880" w:type="dxa"/>
+          </w:tcPr>
+          <w:p>
+            <w:r>
+              <w:t>first_name</w:t>
+            </w:r>
+          </w:p>
+        </w:tc>
+        <w:tc>
+          <w:tcPr>
+            <w:tcW w:w="2880" w:type="dxa"/>
+          </w:tcPr>
+          <w:p>
+            <w:r>
+              <w:t>last_name</w:t>
+            </w:r>
+          </w:p>
+        </w:tc>
+        <w:tc>
+          <w:tcPr>
+            <w:tcW w:w="2880" w:type="dxa"/>
+          </w:tcPr>
+          <w:p>
+            <w:r>
+              <w:t>department</w:t>
+            </w:r>
+          </w:p>
+        </w:tc>
+      </w:tr>
+      <w:tr>
+        <w:tc>
+          <w:tcPr>
+            <w:tcW w:w="2880" w:type="dxa"/>
+          </w:tcPr>
+          <w:p>
+            <w:r>
+              <w:t>Ana</w:t>
+            </w:r>
+          </w:p>
+        </w:tc>
+        <w:tc>
+          <w:tcPr>
+            <w:tcW w:w="2880" w:type="dxa"/>
+          </w:tcPr>
+          <w:p>
+            <w:r>
+              <w:t>Santos</w:t>
+            </w:r>
+          </w:p>
+        </w:tc>
+        <w:tc>
+          <w:tcPr>
+            <w:tcW w:w="2880" w:type="dxa"/>
+          </w:tcPr>
+          <w:p>
+            <w:r>
+              <w:t>Sales</w:t>
+            </w:r>
+          </w:p>
+        </w:tc>
+      </w:tr>
+      <w:tr>
+        <w:tc>
+          <w:tcPr>
+            <w:tcW w:w="2880" w:type="dxa"/>
+          </w:tcPr>
+          <w:p>
+            <w:r>
+              <w:t>Ben</w:t>
+            </w:r>
+          </w:p>
+        </w:tc>
+        <w:tc>
+          <w:tcPr>
+            <w:tcW w:w="2880" w:type="dxa"/>
+          </w:tcPr>
+          <w:p>
+            <w:r>
+              <w:t>Reyes</w:t>
+            </w:r>
+          </w:p>
+        </w:tc>
+        <w:tc>
+          <w:tcPr>
+            <w:tcW w:w="2880" w:type="dxa"/>
+          </w:tcPr>
+          <w:p>
+            <w:r>
+              <w:t>Sales</w:t>
+            </w:r>
+          </w:p>
+        </w:tc>
+      </w:tr>
+      <w:tr>
+        <w:tc>
+          <w:tcPr>
+            <w:tcW w:w="2880" w:type="dxa"/>
+          </w:tcPr>
+          <w:p>
+            <w:r>
+              <w:t>Carla</w:t>
+            </w:r>
+          </w:p>
+        </w:tc>
+        <w:tc>
+          <w:tcPr>
+            <w:tcW w:w="2880" w:type="dxa"/>
+          </w:tcPr>
+          <w:p>
+            <w:r>
+              <w:t>Cruz</w:t>
+            </w:r>
+          </w:p>
+        </w:tc>
+        <w:tc>
+          <w:tcPr>
+            <w:tcW w:w="2880" w:type="dxa"/>
+          </w:tcPr>
+          <w:p>
+            <w:r>
+              <w:t>Sales</w:t>
+            </w:r>
+          </w:p>
+        </w:tc>
+      </w:tr>
+      <w:tr>
+        <w:tc>
+          <w:tcPr>
+            <w:tcW w:w="2880" w:type="dxa"/>
+          </w:tcPr>
+          <w:p>
+            <w:r>
+              <w:t>Dino</w:t>
+            </w:r>
+          </w:p>
+        </w:tc>
+        <w:tc>
+          <w:tcPr>
+            <w:tcW w:w="2880" w:type="dxa"/>
+          </w:tcPr>
+          <w:p>
+            <w:r>
+              <w:t>Garcia</w:t>
+            </w:r>
+          </w:p>
+        </w:tc>
+        <w:tc>
+          <w:tcPr>
+            <w:tcW w:w="2880" w:type="dxa"/>
+          </w:tcPr>
+          <w:p>
+            <w:r>
+              <w:t>Sales</w:t>
+            </w:r>
+          </w:p>
+        </w:tc>
+      </w:tr>
+      <w:tr>
+        <w:tc>
+          <w:tcPr>
+            <w:tcW w:w="2880" w:type="dxa"/>
+          </w:tcPr>
+          <w:p>
+            <w:r>
+              <w:t>Ella</w:t>
+            </w:r>
+          </w:p>
+        </w:tc>
+        <w:tc>
+          <w:tcPr>
+            <w:tcW w:w="2880" w:type="dxa"/>
+          </w:tcPr>
+          <w:p>
+            <w:r>
+              <w:t>Mendoza</w:t>
+            </w:r>
+          </w:p>
+        </w:tc>
+        <w:tc>
+          <w:tcPr>
+            <w:tcW w:w="2880" w:type="dxa"/>
+          </w:tcPr>
+          <w:p>
+            <w:r>
+              <w:t>Sales</w:t>
+            </w:r>
+          </w:p>
+        </w:tc>
+      </w:tr>
+      <w:tr>
+        <w:tc>
+          <w:tcPr>
+            <w:tcW w:w="2880" w:type="dxa"/>
+          </w:tcPr>
+          <w:p>
+            <w:r>
+              <w:t>Francis</w:t>
+            </w:r>
+          </w:p>
+        </w:tc>
+        <w:tc>
+          <w:tcPr>
+            <w:tcW w:w="2880" w:type="dxa"/>
+          </w:tcPr>
+          <w:p>
+            <w:r>
+              <w:t>Lim</w:t>
+            </w:r>
+          </w:p>
+        </w:tc>
+        <w:tc>
+          <w:tcPr>
+            <w:tcW w:w="2880" w:type="dxa"/>
+          </w:tcPr>
+          <w:p>
+            <w:r>
+              <w:t>IT</w:t>
+            </w:r>
+          </w:p>
+        </w:tc>
+      </w:tr>
+      <w:tr>
+        <w:tc>
+          <w:tcPr>
+            <w:tcW w:w="2880" w:type="dxa"/>
+          </w:tcPr>
+          <w:p>
+            <w:r>
+              <w:t>Grace</w:t>
+            </w:r>
+          </w:p>
+        </w:tc>
+        <w:tc>
+          <w:tcPr>
+            <w:tcW w:w="2880" w:type="dxa"/>
+          </w:tcPr>
+          <w:p>
+            <w:r>
+              <w:t>Tan</w:t>
+            </w:r>
+          </w:p>
+        </w:tc>
+        <w:tc>
+          <w:tcPr>
+            <w:tcW w:w="2880" w:type="dxa"/>
+          </w:tcPr>
+          <w:p>
+            <w:r>
+              <w:t>IT</w:t>
+            </w:r>
+          </w:p>
+        </w:tc>
+      </w:tr>
+      <w:tr>
+        <w:tc>
+          <w:tcPr>
+            <w:tcW w:w="2880" w:type="dxa"/>
+          </w:tcPr>
+          <w:p>
+            <w:r>
+              <w:t>Hector</w:t>
+            </w:r>
+          </w:p>
+        </w:tc>
+        <w:tc>
+          <w:tcPr>
+            <w:tcW w:w="2880" w:type="dxa"/>
+          </w:tcPr>
+          <w:p>
+            <w:r>
+              <w:t>Ramos</w:t>
+            </w:r>
+          </w:p>
+        </w:tc>
+        <w:tc>
+          <w:tcPr>
+            <w:tcW w:w="2880" w:type="dxa"/>
+          </w:tcPr>
+          <w:p>
+            <w:r>
+              <w:t>IT</w:t>
+            </w:r>
+          </w:p>
+        </w:tc>
+      </w:tr>
+      <w:tr>
+        <w:tc>
+          <w:tcPr>
+            <w:tcW w:w="2880" w:type="dxa"/>
+          </w:tcPr>
+          <w:p>
+            <w:r>
+              <w:t>Iris</w:t>
+            </w:r>
+          </w:p>
+        </w:tc>
+        <w:tc>
+          <w:tcPr>
+            <w:tcW w:w="2880" w:type="dxa"/>
+          </w:tcPr>
+          <w:p>
+            <w:r>
+              <w:t>Dela Cruz</w:t>
+            </w:r>
+          </w:p>
+        </w:tc>
+        <w:tc>
+          <w:tcPr>
+            <w:tcW w:w="2880" w:type="dxa"/>
+          </w:tcPr>
+          <w:p>
+            <w:r>
+              <w:t>IT</w:t>
+            </w:r>
+          </w:p>
+        </w:tc>
+      </w:tr>
+      <w:tr>
+        <w:tc>
+          <w:tcPr>
+            <w:tcW w:w="2880" w:type="dxa"/>
+          </w:tcPr>
+          <w:p>
+            <w:r>
+              <w:t>Jomar</w:t>
+            </w:r>
+          </w:p>
+        </w:tc>
+        <w:tc>
+          <w:tcPr>
+            <w:tcW w:w="2880" w:type="dxa"/>
+          </w:tcPr>
+          <w:p>
+            <w:r>
+              <w:t>Aquino</w:t>
+            </w:r>
+          </w:p>
+        </w:tc>
+        <w:tc>
+          <w:tcPr>
+            <w:tcW w:w="2880" w:type="dxa"/>
+          </w:tcPr>
+          <w:p>
+            <w:r>
+              <w:t>Marketing</w:t>
+            </w:r>
+          </w:p>
+        </w:tc>
+      </w:tr>
+      <w:tr>
+        <w:tc>
+          <w:tcPr>
+            <w:tcW w:w="2880" w:type="dxa"/>
+          </w:tcPr>
+          <w:p>
+            <w:r>
+              <w:t>Kara</w:t>
+            </w:r>
+          </w:p>
+        </w:tc>
+        <w:tc>
+          <w:tcPr>
+            <w:tcW w:w="2880" w:type="dxa"/>
+          </w:tcPr>
+          <w:p>
+            <w:r>
+              <w:t>Villanueva</w:t>
+            </w:r>
+          </w:p>
+        </w:tc>
+        <w:tc>
+          <w:tcPr>
+            <w:tcW w:w="2880" w:type="dxa"/>
+          </w:tcPr>
+          <w:p>
+            <w:r>
+              <w:t>Marketing</w:t>
+            </w:r>
+          </w:p>
+        </w:tc>
+      </w:tr>
+      <w:tr>
+        <w:tc>
+          <w:tcPr>
+            <w:tcW w:w="2880" w:type="dxa"/>
+          </w:tcPr>
+          <w:p>
+            <w:r>
+              <w:t>Leo</w:t>
+            </w:r>
+          </w:p>
+        </w:tc>
+        <w:tc>
+          <w:tcPr>
+            <w:tcW w:w="2880" w:type="dxa"/>
+          </w:tcPr>
+          <w:p>
+            <w:r>
+              <w:t>Navarro</w:t>
+            </w:r>
+          </w:p>
+        </w:tc>
+        <w:tc>
+          <w:tcPr>
+            <w:tcW w:w="2880" w:type="dxa"/>
+          </w:tcPr>
+          <w:p>
+            <w:r>
+              <w:t>Marketing</w:t>
+            </w:r>
+          </w:p>
+        </w:tc>
+      </w:tr>
+      <w:tr>
+        <w:tc>
+          <w:tcPr>
+            <w:tcW w:w="2880" w:type="dxa"/>
+          </w:tcPr>
+          <w:p>
+            <w:r>
+              <w:t>Mia</w:t>
+            </w:r>
+          </w:p>
+        </w:tc>
+        <w:tc>
+          <w:tcPr>
+            <w:tcW w:w="2880" w:type="dxa"/>
+          </w:tcPr>
+          <w:p>
+            <w:r>
+              <w:t>Fernandez</w:t>
+            </w:r>
+          </w:p>
+        </w:tc>
+        <w:tc>
+          <w:tcPr>
+            <w:tcW w:w="2880" w:type="dxa"/>
+          </w:tcPr>
+          <w:p>
+            <w:r>
+              <w:t>Marketing</w:t>
+            </w:r>
+          </w:p>
+        </w:tc>
+      </w:tr>
+      <w:tr>
+        <w:tc>
+          <w:tcPr>
+            <w:tcW w:w="2880" w:type="dxa"/>
+          </w:tcPr>
+          <w:p>
+            <w:r>
+              <w:t>Noel</w:t>
+            </w:r>
+          </w:p>
+        </w:tc>
+        <w:tc>
+          <w:tcPr>
+            <w:tcW w:w="2880" w:type="dxa"/>
+          </w:tcPr>
+          <w:p>
+            <w:r>
+              <w:t>Bautista</w:t>
+            </w:r>
+          </w:p>
+        </w:tc>
+        <w:tc>
+          <w:tcPr>
+            <w:tcW w:w="2880" w:type="dxa"/>
+          </w:tcPr>
+          <w:p>
+            <w:r>
+              <w:t>HR</w:t>
+            </w:r>
+          </w:p>
+        </w:tc>
+      </w:tr>
+      <w:tr>
+        <w:tc>
+          <w:tcPr>
+            <w:tcW w:w="2880" w:type="dxa"/>
+          </w:tcPr>
+          <w:p>
+            <w:r>
+              <w:t>Olivia</w:t>
+            </w:r>
+          </w:p>
+        </w:tc>
+        <w:tc>
+          <w:tcPr>
+            <w:tcW w:w="2880" w:type="dxa"/>
+          </w:tcPr>
+          <w:p>
+            <w:r>
+              <w:t>Torres</w:t>
+            </w:r>
+          </w:p>
+        </w:tc>
+        <w:tc>
+          <w:tcPr>
+            <w:tcW w:w="2880" w:type="dxa"/>
+          </w:tcPr>
+          <w:p>
+            <w:r>
+              <w:t>HR</w:t>
+            </w:r>
+          </w:p>
+        </w:tc>
+      </w:tr>
+      <w:tr>
+        <w:tc>
+          <w:tcPr>
+            <w:tcW w:w="2880" w:type="dxa"/>
+          </w:tcPr>
+          <w:p>
+            <w:r>
+              <w:t>Paolo</w:t>
+            </w:r>
+          </w:p>
+        </w:tc>
+        <w:tc>
+          <w:tcPr>
+            <w:tcW w:w="2880" w:type="dxa"/>
+          </w:tcPr>
+          <w:p>
+            <w:r>
+              <w:t>Domingo</w:t>
+            </w:r>
+          </w:p>
+        </w:tc>
+        <w:tc>
+          <w:tcPr>
+            <w:tcW w:w="2880" w:type="dxa"/>
+          </w:tcPr>
+          <w:p>
+            <w:r>
+              <w:t>HR</w:t>
+            </w:r>
+          </w:p>
+        </w:tc>
+      </w:tr>
+      <w:tr>
+        <w:tc>
+          <w:tcPr>
+            <w:tcW w:w="2880" w:type="dxa"/>
+          </w:tcPr>
+          <w:p>
+            <w:r>
+              <w:t>Queenie</w:t>
+            </w:r>
+          </w:p>
+        </w:tc>
+        <w:tc>
+          <w:tcPr>
+            <w:tcW w:w="2880" w:type="dxa"/>
+          </w:tcPr>
+          <w:p>
+            <w:r>
+              <w:t>Salazar</w:t>
+            </w:r>
+          </w:p>
+        </w:tc>
+        <w:tc>
+          <w:tcPr>
+            <w:tcW w:w="2880" w:type="dxa"/>
+          </w:tcPr>
+          <w:p>
+            <w:r>
+              <w:t>Finance</w:t>
+            </w:r>
+          </w:p>
+        </w:tc>
+      </w:tr>
+      <w:tr>
+        <w:tc>
+          <w:tcPr>
+            <w:tcW w:w="2880" w:type="dxa"/>
+          </w:tcPr>
+          <w:p>
+            <w:r>
+              <w:t>Ramon</w:t>
+            </w:r>
+          </w:p>
+        </w:tc>
+        <w:tc>
+          <w:tcPr>
+            <w:tcW w:w="2880" w:type="dxa"/>
+          </w:tcPr>
+          <w:p>
+            <w:r>
+              <w:t>Castillo</w:t>
+            </w:r>
+          </w:p>
+        </w:tc>
+        <w:tc>
+          <w:tcPr>
+            <w:tcW w:w="2880" w:type="dxa"/>
+          </w:tcPr>
+          <w:p>
+            <w:r>
+              <w:t>Finance</w:t>
+            </w:r>
+          </w:p>
+        </w:tc>
+      </w:tr>
+      <w:tr>
+        <w:tc>
+          <w:tcPr>
+            <w:tcW w:w="2880" w:type="dxa"/>
+          </w:tcPr>
+          <w:p>
+            <w:r>
+              <w:t>Sofia</w:t>
+            </w:r>
+          </w:p>
+        </w:tc>
+        <w:tc>
+          <w:tcPr>
+            <w:tcW w:w="2880" w:type="dxa"/>
+          </w:tcPr>
+          <w:p>
+            <w:r>
+              <w:t>Ocampo</w:t>
+            </w:r>
+          </w:p>
+        </w:tc>
+        <w:tc>
+          <w:tcPr>
+            <w:tcW w:w="2880" w:type="dxa"/>
+          </w:tcPr>
+          <w:p>
+            <w:r>
+              <w:t>Finance</w:t>
+            </w:r>
+          </w:p>
+        </w:tc>
+      </w:tr>
+      <w:tr>
+        <w:tc>
+          <w:tcPr>
+            <w:tcW w:w="2880" w:type="dxa"/>
+          </w:tcPr>
+          <w:p>
+            <w:r>
+              <w:t>Tomas</w:t>
+            </w:r>
+          </w:p>
+        </w:tc>
+        <w:tc>
+          <w:tcPr>
+            <w:tcW w:w="2880" w:type="dxa"/>
+          </w:tcPr>
+          <w:p>
+            <w:r>
+              <w:t>Rivera</w:t>
+            </w:r>
+          </w:p>
+        </w:tc>
+        <w:tc>
+          <w:tcPr>
+            <w:tcW w:w="2880" w:type="dxa"/>
+          </w:tcPr>
+          <w:p>
+            <w:r>
+              <w:t>Finance</w:t>
+            </w:r>
+          </w:p>
+        </w:tc>
+      </w:tr>
+    </w:tbl>
+    <w:p/>
     <w:p>
       <w:pPr>
         <w:pStyle w:val="Heading1"/>
@@ -292,6 +2614,20 @@
     </w:p>
     <w:p>
       <w:pPr>
+        <w:pStyle w:val="IntenseQuote"/>
+        <w:rPr>
+          <w:color w:val="auto"/>
+        </w:rPr>
+      </w:pPr>
+      <w:r>
+        <w:rPr>
+          <w:color w:val="auto"/>
+        </w:rPr>
+        <w:t>SELECT product_name, price FROM products;</w:t>
+      </w:r>
+    </w:p>
+    <w:p>
+      <w:pPr>
         <w:pStyle w:val="Heading2"/>
         <w:rPr>
           <w:color w:val="auto"/>
@@ -299,88 +2635,484 @@
       </w:pPr>
       <w:r>
         <w:rPr>
-          <w:noProof/>
           <w:color w:val="auto"/>
         </w:rPr>
-        <w:drawing>
-          <wp:inline distT="0" distB="0" distL="0" distR="0" wp14:anchorId="438657B4" wp14:editId="13DF8024">
-            <wp:extent cx="3858163" cy="1238423"/>
-            <wp:effectExtent l="0" t="0" r="0" b="0"/>
-            <wp:docPr id="511558061" name="Picture 1"/>
-            <wp:cNvGraphicFramePr>
-              <a:graphicFrameLocks xmlns:a="http://schemas.openxmlformats.org/drawingml/2006/main" noChangeAspect="1"/>
-            </wp:cNvGraphicFramePr>
-            <a:graphic xmlns:a="http://schemas.openxmlformats.org/drawingml/2006/main">
-              <a:graphicData uri="http://schemas.openxmlformats.org/drawingml/2006/picture">
-                <pic:pic xmlns:pic="http://schemas.openxmlformats.org/drawingml/2006/picture">
-                  <pic:nvPicPr>
-                    <pic:cNvPr id="511558061" name=""/>
-                    <pic:cNvPicPr/>
-                  </pic:nvPicPr>
-                  <pic:blipFill>
-                    <a:blip r:embed="rId10"/>
-                    <a:stretch>
-                      <a:fillRect/>
-                    </a:stretch>
-                  </pic:blipFill>
-                  <pic:spPr>
-                    <a:xfrm>
-                      <a:off x="0" y="0"/>
-                      <a:ext cx="3858163" cy="1238423"/>
-                    </a:xfrm>
-                    <a:prstGeom prst="rect">
-                      <a:avLst/>
-                    </a:prstGeom>
-                  </pic:spPr>
-                </pic:pic>
-              </a:graphicData>
-            </a:graphic>
-          </wp:inline>
-        </w:drawing>
+        <w:t>Result:</w:t>
       </w:r>
     </w:p>
-    <w:p>
-      <w:r>
-        <w:rPr>
-          <w:noProof/>
-        </w:rPr>
-        <w:drawing>
-          <wp:inline distT="0" distB="0" distL="0" distR="0" wp14:anchorId="299F51D8" wp14:editId="6013A0A9">
-            <wp:extent cx="3581900" cy="5249008"/>
-            <wp:effectExtent l="0" t="0" r="0" b="8890"/>
-            <wp:docPr id="1342231246" name="Picture 1"/>
-            <wp:cNvGraphicFramePr>
-              <a:graphicFrameLocks xmlns:a="http://schemas.openxmlformats.org/drawingml/2006/main" noChangeAspect="1"/>
-            </wp:cNvGraphicFramePr>
-            <a:graphic xmlns:a="http://schemas.openxmlformats.org/drawingml/2006/main">
-              <a:graphicData uri="http://schemas.openxmlformats.org/drawingml/2006/picture">
-                <pic:pic xmlns:pic="http://schemas.openxmlformats.org/drawingml/2006/picture">
-                  <pic:nvPicPr>
-                    <pic:cNvPr id="1342231246" name=""/>
-                    <pic:cNvPicPr/>
-                  </pic:nvPicPr>
-                  <pic:blipFill>
-                    <a:blip r:embed="rId11"/>
-                    <a:stretch>
-                      <a:fillRect/>
-                    </a:stretch>
-                  </pic:blipFill>
-                  <pic:spPr>
-                    <a:xfrm>
-                      <a:off x="0" y="0"/>
-                      <a:ext cx="3581900" cy="5249008"/>
-                    </a:xfrm>
-                    <a:prstGeom prst="rect">
-                      <a:avLst/>
-                    </a:prstGeom>
-                  </pic:spPr>
-                </pic:pic>
-              </a:graphicData>
-            </a:graphic>
-          </wp:inline>
-        </w:drawing>
-      </w:r>
-    </w:p>
+    <w:tbl>
+      <w:tblPr>
+        <w:tblStyle w:val="TableGrid"/>
+        <w:tblW w:w="0" w:type="auto"/>
+        <w:tblLook w:val="04A0" w:firstRow="1" w:lastRow="0" w:firstColumn="1" w:lastColumn="0" w:noHBand="0" w:noVBand="1"/>
+      </w:tblPr>
+      <w:tblGrid>
+        <w:gridCol w:w="4320"/>
+        <w:gridCol w:w="4320"/>
+      </w:tblGrid>
+      <w:tr>
+        <w:tc>
+          <w:tcPr>
+            <w:tcW w:w="4320" w:type="dxa"/>
+          </w:tcPr>
+          <w:p>
+            <w:r>
+              <w:t>product_name</w:t>
+            </w:r>
+          </w:p>
+        </w:tc>
+        <w:tc>
+          <w:tcPr>
+            <w:tcW w:w="4320" w:type="dxa"/>
+          </w:tcPr>
+          <w:p>
+            <w:r>
+              <w:t>price</w:t>
+            </w:r>
+          </w:p>
+        </w:tc>
+      </w:tr>
+      <w:tr>
+        <w:tc>
+          <w:tcPr>
+            <w:tcW w:w="4320" w:type="dxa"/>
+          </w:tcPr>
+          <w:p>
+            <w:r>
+              <w:t>Laptop Acer Aspire 5</w:t>
+            </w:r>
+          </w:p>
+        </w:tc>
+        <w:tc>
+          <w:tcPr>
+            <w:tcW w:w="4320" w:type="dxa"/>
+          </w:tcPr>
+          <w:p>
+            <w:r>
+              <w:t>35000.0</w:t>
+            </w:r>
+          </w:p>
+        </w:tc>
+      </w:tr>
+      <w:tr>
+        <w:tc>
+          <w:tcPr>
+            <w:tcW w:w="4320" w:type="dxa"/>
+          </w:tcPr>
+          <w:p>
+            <w:r>
+              <w:t>Wireless Mouse Logitech</w:t>
+            </w:r>
+          </w:p>
+        </w:tc>
+        <w:tc>
+          <w:tcPr>
+            <w:tcW w:w="4320" w:type="dxa"/>
+          </w:tcPr>
+          <w:p>
+            <w:r>
+              <w:t>850.0</w:t>
+            </w:r>
+          </w:p>
+        </w:tc>
+      </w:tr>
+      <w:tr>
+        <w:tc>
+          <w:tcPr>
+            <w:tcW w:w="4320" w:type="dxa"/>
+          </w:tcPr>
+          <w:p>
+            <w:r>
+              <w:t>USB-C Hub 7-in-1</w:t>
+            </w:r>
+          </w:p>
+        </w:tc>
+        <w:tc>
+          <w:tcPr>
+            <w:tcW w:w="4320" w:type="dxa"/>
+          </w:tcPr>
+          <w:p>
+            <w:r>
+              <w:t>1200.0</w:t>
+            </w:r>
+          </w:p>
+        </w:tc>
+      </w:tr>
+      <w:tr>
+        <w:tc>
+          <w:tcPr>
+            <w:tcW w:w="4320" w:type="dxa"/>
+          </w:tcPr>
+          <w:p>
+            <w:r>
+              <w:t>Monitor 24-inch Samsung</w:t>
+            </w:r>
+          </w:p>
+        </w:tc>
+        <w:tc>
+          <w:tcPr>
+            <w:tcW w:w="4320" w:type="dxa"/>
+          </w:tcPr>
+          <w:p>
+            <w:r>
+              <w:t>12500.0</w:t>
+            </w:r>
+          </w:p>
+        </w:tc>
+      </w:tr>
+      <w:tr>
+        <w:tc>
+          <w:tcPr>
+            <w:tcW w:w="4320" w:type="dxa"/>
+          </w:tcPr>
+          <w:p>
+            <w:r>
+              <w:t>Keyboard Mechanical RGB</w:t>
+            </w:r>
+          </w:p>
+        </w:tc>
+        <w:tc>
+          <w:tcPr>
+            <w:tcW w:w="4320" w:type="dxa"/>
+          </w:tcPr>
+          <w:p>
+            <w:r>
+              <w:t>2500.0</w:t>
+            </w:r>
+          </w:p>
+        </w:tc>
+      </w:tr>
+      <w:tr>
+        <w:tc>
+          <w:tcPr>
+            <w:tcW w:w="4320" w:type="dxa"/>
+          </w:tcPr>
+          <w:p>
+            <w:r>
+              <w:t>External SSD 500GB</w:t>
+            </w:r>
+          </w:p>
+        </w:tc>
+        <w:tc>
+          <w:tcPr>
+            <w:tcW w:w="4320" w:type="dxa"/>
+          </w:tcPr>
+          <w:p>
+            <w:r>
+              <w:t>3200.0</w:t>
+            </w:r>
+          </w:p>
+        </w:tc>
+      </w:tr>
+      <w:tr>
+        <w:tc>
+          <w:tcPr>
+            <w:tcW w:w="4320" w:type="dxa"/>
+          </w:tcPr>
+          <w:p>
+            <w:r>
+              <w:t>Webcam Logitech C920</w:t>
+            </w:r>
+          </w:p>
+        </w:tc>
+        <w:tc>
+          <w:tcPr>
+            <w:tcW w:w="4320" w:type="dxa"/>
+          </w:tcPr>
+          <w:p>
+            <w:r>
+              <w:t>4500.0</w:t>
+            </w:r>
+          </w:p>
+        </w:tc>
+      </w:tr>
+      <w:tr>
+        <w:tc>
+          <w:tcPr>
+            <w:tcW w:w="4320" w:type="dxa"/>
+          </w:tcPr>
+          <w:p>
+            <w:r>
+              <w:t>Printer Canon Pixma</w:t>
+            </w:r>
+          </w:p>
+        </w:tc>
+        <w:tc>
+          <w:tcPr>
+            <w:tcW w:w="4320" w:type="dxa"/>
+          </w:tcPr>
+          <w:p>
+            <w:r>
+              <w:t>5800.0</w:t>
+            </w:r>
+          </w:p>
+        </w:tc>
+      </w:tr>
+      <w:tr>
+        <w:tc>
+          <w:tcPr>
+            <w:tcW w:w="4320" w:type="dxa"/>
+          </w:tcPr>
+          <w:p>
+            <w:r>
+              <w:t>USB Flash Drive 64GB</w:t>
+            </w:r>
+          </w:p>
+        </w:tc>
+        <w:tc>
+          <w:tcPr>
+            <w:tcW w:w="4320" w:type="dxa"/>
+          </w:tcPr>
+          <w:p>
+            <w:r>
+              <w:t>450.0</w:t>
+            </w:r>
+          </w:p>
+        </w:tc>
+      </w:tr>
+      <w:tr>
+        <w:tc>
+          <w:tcPr>
+            <w:tcW w:w="4320" w:type="dxa"/>
+          </w:tcPr>
+          <w:p>
+            <w:r>
+              <w:t>Headset HyperX Cloud</w:t>
+            </w:r>
+          </w:p>
+        </w:tc>
+        <w:tc>
+          <w:tcPr>
+            <w:tcW w:w="4320" w:type="dxa"/>
+          </w:tcPr>
+          <w:p>
+            <w:r>
+              <w:t>3800.0</w:t>
+            </w:r>
+          </w:p>
+        </w:tc>
+      </w:tr>
+      <w:tr>
+        <w:tc>
+          <w:tcPr>
+            <w:tcW w:w="4320" w:type="dxa"/>
+          </w:tcPr>
+          <w:p>
+            <w:r>
+              <w:t>Tablet Samsung Galaxy Tab</w:t>
+            </w:r>
+          </w:p>
+        </w:tc>
+        <w:tc>
+          <w:tcPr>
+            <w:tcW w:w="4320" w:type="dxa"/>
+          </w:tcPr>
+          <w:p>
+            <w:r>
+              <w:t>18000.0</w:t>
+            </w:r>
+          </w:p>
+        </w:tc>
+      </w:tr>
+      <w:tr>
+        <w:tc>
+          <w:tcPr>
+            <w:tcW w:w="4320" w:type="dxa"/>
+          </w:tcPr>
+          <w:p>
+            <w:r>
+              <w:t>Phone Case Universal</w:t>
+            </w:r>
+          </w:p>
+        </w:tc>
+        <w:tc>
+          <w:tcPr>
+            <w:tcW w:w="4320" w:type="dxa"/>
+          </w:tcPr>
+          <w:p>
+            <w:r>
+              <w:t>250.0</w:t>
+            </w:r>
+          </w:p>
+        </w:tc>
+      </w:tr>
+      <w:tr>
+        <w:tc>
+          <w:tcPr>
+            <w:tcW w:w="4320" w:type="dxa"/>
+          </w:tcPr>
+          <w:p>
+            <w:r>
+              <w:t>Power Bank 20000mAh</w:t>
+            </w:r>
+          </w:p>
+        </w:tc>
+        <w:tc>
+          <w:tcPr>
+            <w:tcW w:w="4320" w:type="dxa"/>
+          </w:tcPr>
+          <w:p>
+            <w:r>
+              <w:t>1500.0</w:t>
+            </w:r>
+          </w:p>
+        </w:tc>
+      </w:tr>
+      <w:tr>
+        <w:tc>
+          <w:tcPr>
+            <w:tcW w:w="4320" w:type="dxa"/>
+          </w:tcPr>
+          <w:p>
+            <w:r>
+              <w:t>External HDD 1TB</w:t>
+            </w:r>
+          </w:p>
+        </w:tc>
+        <w:tc>
+          <w:tcPr>
+            <w:tcW w:w="4320" w:type="dxa"/>
+          </w:tcPr>
+          <w:p>
+            <w:r>
+              <w:t>2800.0</w:t>
+            </w:r>
+          </w:p>
+        </w:tc>
+      </w:tr>
+      <w:tr>
+        <w:tc>
+          <w:tcPr>
+            <w:tcW w:w="4320" w:type="dxa"/>
+          </w:tcPr>
+          <w:p>
+            <w:r>
+              <w:t>Smart Watch Xiaomi</w:t>
+            </w:r>
+          </w:p>
+        </w:tc>
+        <w:tc>
+          <w:tcPr>
+            <w:tcW w:w="4320" w:type="dxa"/>
+          </w:tcPr>
+          <w:p>
+            <w:r>
+              <w:t>4200.0</w:t>
+            </w:r>
+          </w:p>
+        </w:tc>
+      </w:tr>
+      <w:tr>
+        <w:tc>
+          <w:tcPr>
+            <w:tcW w:w="4320" w:type="dxa"/>
+          </w:tcPr>
+          <w:p>
+            <w:r>
+              <w:t>HDMI Cable 2m</w:t>
+            </w:r>
+          </w:p>
+        </w:tc>
+        <w:tc>
+          <w:tcPr>
+            <w:tcW w:w="4320" w:type="dxa"/>
+          </w:tcPr>
+          <w:p>
+            <w:r>
+              <w:t>350.0</w:t>
+            </w:r>
+          </w:p>
+        </w:tc>
+      </w:tr>
+      <w:tr>
+        <w:tc>
+          <w:tcPr>
+            <w:tcW w:w="4320" w:type="dxa"/>
+          </w:tcPr>
+          <w:p>
+            <w:r>
+              <w:t>Laptop Stand Aluminum</w:t>
+            </w:r>
+          </w:p>
+        </w:tc>
+        <w:tc>
+          <w:tcPr>
+            <w:tcW w:w="4320" w:type="dxa"/>
+          </w:tcPr>
+          <w:p>
+            <w:r>
+              <w:t>1800.0</w:t>
+            </w:r>
+          </w:p>
+        </w:tc>
+      </w:tr>
+      <w:tr>
+        <w:tc>
+          <w:tcPr>
+            <w:tcW w:w="4320" w:type="dxa"/>
+          </w:tcPr>
+          <w:p>
+            <w:r>
+              <w:t>SD Card 128GB</w:t>
+            </w:r>
+          </w:p>
+        </w:tc>
+        <w:tc>
+          <w:tcPr>
+            <w:tcW w:w="4320" w:type="dxa"/>
+          </w:tcPr>
+          <w:p>
+            <w:r>
+              <w:t>680.0</w:t>
+            </w:r>
+          </w:p>
+        </w:tc>
+      </w:tr>
+      <w:tr>
+        <w:tc>
+          <w:tcPr>
+            <w:tcW w:w="4320" w:type="dxa"/>
+          </w:tcPr>
+          <w:p>
+            <w:r>
+              <w:t>Desktop PC Ryzen 5</w:t>
+            </w:r>
+          </w:p>
+        </w:tc>
+        <w:tc>
+          <w:tcPr>
+            <w:tcW w:w="4320" w:type="dxa"/>
+          </w:tcPr>
+          <w:p>
+            <w:r>
+              <w:t>42000.0</w:t>
+            </w:r>
+          </w:p>
+        </w:tc>
+      </w:tr>
+      <w:tr>
+        <w:tc>
+          <w:tcPr>
+            <w:tcW w:w="4320" w:type="dxa"/>
+          </w:tcPr>
+          <w:p>
+            <w:r>
+              <w:t>UPS 650VA</w:t>
+            </w:r>
+          </w:p>
+        </w:tc>
+        <w:tc>
+          <w:tcPr>
+            <w:tcW w:w="4320" w:type="dxa"/>
+          </w:tcPr>
+          <w:p>
+            <w:r>
+              <w:t>3500.0</w:t>
+            </w:r>
+          </w:p>
+        </w:tc>
+      </w:tr>
+    </w:tbl>
     <w:p/>
     <w:p>
       <w:pPr>
@@ -393,7 +3125,6 @@
         <w:rPr>
           <w:color w:val="auto"/>
         </w:rPr>
-        <w:lastRenderedPageBreak/>
         <w:t>12. Which employees work in Manila? (Show first_name, last_name, city.) How many are there?</w:t>
       </w:r>
     </w:p>
@@ -413,6 +3144,20 @@
     </w:p>
     <w:p>
       <w:pPr>
+        <w:pStyle w:val="IntenseQuote"/>
+        <w:rPr>
+          <w:color w:val="auto"/>
+        </w:rPr>
+      </w:pPr>
+      <w:r>
+        <w:rPr>
+          <w:color w:val="auto"/>
+        </w:rPr>
+        <w:t>SELECT first_name, last_name, city FROM employees WHERE city = 'Manila';</w:t>
+      </w:r>
+    </w:p>
+    <w:p>
+      <w:pPr>
         <w:pStyle w:val="Heading2"/>
         <w:rPr>
           <w:color w:val="auto"/>
@@ -420,88 +3165,254 @@
       </w:pPr>
       <w:r>
         <w:rPr>
-          <w:noProof/>
           <w:color w:val="auto"/>
         </w:rPr>
-        <w:drawing>
-          <wp:inline distT="0" distB="0" distL="0" distR="0" wp14:anchorId="2731B120" wp14:editId="3864E953">
-            <wp:extent cx="2162477" cy="1600423"/>
-            <wp:effectExtent l="0" t="0" r="9525" b="0"/>
-            <wp:docPr id="1524588259" name="Picture 1"/>
-            <wp:cNvGraphicFramePr>
-              <a:graphicFrameLocks xmlns:a="http://schemas.openxmlformats.org/drawingml/2006/main" noChangeAspect="1"/>
-            </wp:cNvGraphicFramePr>
-            <a:graphic xmlns:a="http://schemas.openxmlformats.org/drawingml/2006/main">
-              <a:graphicData uri="http://schemas.openxmlformats.org/drawingml/2006/picture">
-                <pic:pic xmlns:pic="http://schemas.openxmlformats.org/drawingml/2006/picture">
-                  <pic:nvPicPr>
-                    <pic:cNvPr id="1524588259" name=""/>
-                    <pic:cNvPicPr/>
-                  </pic:nvPicPr>
-                  <pic:blipFill>
-                    <a:blip r:embed="rId12"/>
-                    <a:stretch>
-                      <a:fillRect/>
-                    </a:stretch>
-                  </pic:blipFill>
-                  <pic:spPr>
-                    <a:xfrm>
-                      <a:off x="0" y="0"/>
-                      <a:ext cx="2162477" cy="1600423"/>
-                    </a:xfrm>
-                    <a:prstGeom prst="rect">
-                      <a:avLst/>
-                    </a:prstGeom>
-                  </pic:spPr>
-                </pic:pic>
-              </a:graphicData>
-            </a:graphic>
-          </wp:inline>
-        </w:drawing>
+        <w:t>Result:</w:t>
       </w:r>
     </w:p>
     <w:p>
       <w:r>
-        <w:rPr>
-          <w:noProof/>
-        </w:rPr>
-        <w:drawing>
-          <wp:inline distT="0" distB="0" distL="0" distR="0" wp14:anchorId="141002D9" wp14:editId="4549EC77">
-            <wp:extent cx="4715533" cy="3972479"/>
-            <wp:effectExtent l="0" t="0" r="8890" b="9525"/>
-            <wp:docPr id="774436884" name="Picture 1"/>
-            <wp:cNvGraphicFramePr>
-              <a:graphicFrameLocks xmlns:a="http://schemas.openxmlformats.org/drawingml/2006/main" noChangeAspect="1"/>
-            </wp:cNvGraphicFramePr>
-            <a:graphic xmlns:a="http://schemas.openxmlformats.org/drawingml/2006/main">
-              <a:graphicData uri="http://schemas.openxmlformats.org/drawingml/2006/picture">
-                <pic:pic xmlns:pic="http://schemas.openxmlformats.org/drawingml/2006/picture">
-                  <pic:nvPicPr>
-                    <pic:cNvPr id="774436884" name=""/>
-                    <pic:cNvPicPr/>
-                  </pic:nvPicPr>
-                  <pic:blipFill>
-                    <a:blip r:embed="rId13"/>
-                    <a:stretch>
-                      <a:fillRect/>
-                    </a:stretch>
-                  </pic:blipFill>
-                  <pic:spPr>
-                    <a:xfrm>
-                      <a:off x="0" y="0"/>
-                      <a:ext cx="4715533" cy="3972479"/>
-                    </a:xfrm>
-                    <a:prstGeom prst="rect">
-                      <a:avLst/>
-                    </a:prstGeom>
-                  </pic:spPr>
-                </pic:pic>
-              </a:graphicData>
-            </a:graphic>
-          </wp:inline>
-        </w:drawing>
+        <w:t>Answer: 6 rows.</w:t>
       </w:r>
     </w:p>
+    <w:tbl>
+      <w:tblPr>
+        <w:tblStyle w:val="TableGrid"/>
+        <w:tblW w:w="0" w:type="auto"/>
+        <w:tblLook w:val="04A0" w:firstRow="1" w:lastRow="0" w:firstColumn="1" w:lastColumn="0" w:noHBand="0" w:noVBand="1"/>
+      </w:tblPr>
+      <w:tblGrid>
+        <w:gridCol w:w="2880"/>
+        <w:gridCol w:w="2880"/>
+        <w:gridCol w:w="2880"/>
+      </w:tblGrid>
+      <w:tr>
+        <w:tc>
+          <w:tcPr>
+            <w:tcW w:w="2880" w:type="dxa"/>
+          </w:tcPr>
+          <w:p>
+            <w:r>
+              <w:t>first_name</w:t>
+            </w:r>
+          </w:p>
+        </w:tc>
+        <w:tc>
+          <w:tcPr>
+            <w:tcW w:w="2880" w:type="dxa"/>
+          </w:tcPr>
+          <w:p>
+            <w:r>
+              <w:t>last_name</w:t>
+            </w:r>
+          </w:p>
+        </w:tc>
+        <w:tc>
+          <w:tcPr>
+            <w:tcW w:w="2880" w:type="dxa"/>
+          </w:tcPr>
+          <w:p>
+            <w:r>
+              <w:t>city</w:t>
+            </w:r>
+          </w:p>
+        </w:tc>
+      </w:tr>
+      <w:tr>
+        <w:tc>
+          <w:tcPr>
+            <w:tcW w:w="2880" w:type="dxa"/>
+          </w:tcPr>
+          <w:p>
+            <w:r>
+              <w:t>Ana</w:t>
+            </w:r>
+          </w:p>
+        </w:tc>
+        <w:tc>
+          <w:tcPr>
+            <w:tcW w:w="2880" w:type="dxa"/>
+          </w:tcPr>
+          <w:p>
+            <w:r>
+              <w:t>Santos</w:t>
+            </w:r>
+          </w:p>
+        </w:tc>
+        <w:tc>
+          <w:tcPr>
+            <w:tcW w:w="2880" w:type="dxa"/>
+          </w:tcPr>
+          <w:p>
+            <w:r>
+              <w:t>Manila</w:t>
+            </w:r>
+          </w:p>
+        </w:tc>
+      </w:tr>
+      <w:tr>
+        <w:tc>
+          <w:tcPr>
+            <w:tcW w:w="2880" w:type="dxa"/>
+          </w:tcPr>
+          <w:p>
+            <w:r>
+              <w:t>Carla</w:t>
+            </w:r>
+          </w:p>
+        </w:tc>
+        <w:tc>
+          <w:tcPr>
+            <w:tcW w:w="2880" w:type="dxa"/>
+          </w:tcPr>
+          <w:p>
+            <w:r>
+              <w:t>Cruz</w:t>
+            </w:r>
+          </w:p>
+        </w:tc>
+        <w:tc>
+          <w:tcPr>
+            <w:tcW w:w="2880" w:type="dxa"/>
+          </w:tcPr>
+          <w:p>
+            <w:r>
+              <w:t>Manila</w:t>
+            </w:r>
+          </w:p>
+        </w:tc>
+      </w:tr>
+      <w:tr>
+        <w:tc>
+          <w:tcPr>
+            <w:tcW w:w="2880" w:type="dxa"/>
+          </w:tcPr>
+          <w:p>
+            <w:r>
+              <w:lastRenderedPageBreak/>
+              <w:t>Francis</w:t>
+            </w:r>
+          </w:p>
+        </w:tc>
+        <w:tc>
+          <w:tcPr>
+            <w:tcW w:w="2880" w:type="dxa"/>
+          </w:tcPr>
+          <w:p>
+            <w:r>
+              <w:t>Lim</w:t>
+            </w:r>
+          </w:p>
+        </w:tc>
+        <w:tc>
+          <w:tcPr>
+            <w:tcW w:w="2880" w:type="dxa"/>
+          </w:tcPr>
+          <w:p>
+            <w:r>
+              <w:t>Manila</w:t>
+            </w:r>
+          </w:p>
+        </w:tc>
+      </w:tr>
+      <w:tr>
+        <w:tc>
+          <w:tcPr>
+            <w:tcW w:w="2880" w:type="dxa"/>
+          </w:tcPr>
+          <w:p>
+            <w:r>
+              <w:t>Jomar</w:t>
+            </w:r>
+          </w:p>
+        </w:tc>
+        <w:tc>
+          <w:tcPr>
+            <w:tcW w:w="2880" w:type="dxa"/>
+          </w:tcPr>
+          <w:p>
+            <w:r>
+              <w:t>Aquino</w:t>
+            </w:r>
+          </w:p>
+        </w:tc>
+        <w:tc>
+          <w:tcPr>
+            <w:tcW w:w="2880" w:type="dxa"/>
+          </w:tcPr>
+          <w:p>
+            <w:r>
+              <w:t>Manila</w:t>
+            </w:r>
+          </w:p>
+        </w:tc>
+      </w:tr>
+      <w:tr>
+        <w:tc>
+          <w:tcPr>
+            <w:tcW w:w="2880" w:type="dxa"/>
+          </w:tcPr>
+          <w:p>
+            <w:r>
+              <w:t>Olivia</w:t>
+            </w:r>
+          </w:p>
+        </w:tc>
+        <w:tc>
+          <w:tcPr>
+            <w:tcW w:w="2880" w:type="dxa"/>
+          </w:tcPr>
+          <w:p>
+            <w:r>
+              <w:t>Torres</w:t>
+            </w:r>
+          </w:p>
+        </w:tc>
+        <w:tc>
+          <w:tcPr>
+            <w:tcW w:w="2880" w:type="dxa"/>
+          </w:tcPr>
+          <w:p>
+            <w:r>
+              <w:t>Manila</w:t>
+            </w:r>
+          </w:p>
+        </w:tc>
+      </w:tr>
+      <w:tr>
+        <w:tc>
+          <w:tcPr>
+            <w:tcW w:w="2880" w:type="dxa"/>
+          </w:tcPr>
+          <w:p>
+            <w:r>
+              <w:t>Ramon</w:t>
+            </w:r>
+          </w:p>
+        </w:tc>
+        <w:tc>
+          <w:tcPr>
+            <w:tcW w:w="2880" w:type="dxa"/>
+          </w:tcPr>
+          <w:p>
+            <w:r>
+              <w:t>Castillo</w:t>
+            </w:r>
+          </w:p>
+        </w:tc>
+        <w:tc>
+          <w:tcPr>
+            <w:tcW w:w="2880" w:type="dxa"/>
+          </w:tcPr>
+          <w:p>
+            <w:r>
+              <w:t>Manila</w:t>
+            </w:r>
+          </w:p>
+        </w:tc>
+      </w:tr>
+    </w:tbl>
+    <w:p/>
     <w:p>
       <w:pPr>
         <w:pStyle w:val="Heading1"/>
@@ -513,7 +3424,6 @@
         <w:rPr>
           <w:color w:val="auto"/>
         </w:rPr>
-        <w:lastRenderedPageBreak/>
         <w:t>13. Which employees earn MORE than P40,000? (Show first_name and salary.) How many?</w:t>
       </w:r>
     </w:p>
@@ -533,51 +3443,16 @@
     </w:p>
     <w:p>
       <w:pPr>
-        <w:pStyle w:val="Heading2"/>
+        <w:pStyle w:val="IntenseQuote"/>
         <w:rPr>
           <w:color w:val="auto"/>
         </w:rPr>
       </w:pPr>
       <w:r>
         <w:rPr>
-          <w:noProof/>
           <w:color w:val="auto"/>
         </w:rPr>
-        <w:drawing>
-          <wp:inline distT="0" distB="0" distL="0" distR="0" wp14:anchorId="366C9324" wp14:editId="7E55AD42">
-            <wp:extent cx="2305372" cy="1886213"/>
-            <wp:effectExtent l="0" t="0" r="0" b="0"/>
-            <wp:docPr id="1962003849" name="Picture 1"/>
-            <wp:cNvGraphicFramePr>
-              <a:graphicFrameLocks xmlns:a="http://schemas.openxmlformats.org/drawingml/2006/main" noChangeAspect="1"/>
-            </wp:cNvGraphicFramePr>
-            <a:graphic xmlns:a="http://schemas.openxmlformats.org/drawingml/2006/main">
-              <a:graphicData uri="http://schemas.openxmlformats.org/drawingml/2006/picture">
-                <pic:pic xmlns:pic="http://schemas.openxmlformats.org/drawingml/2006/picture">
-                  <pic:nvPicPr>
-                    <pic:cNvPr id="1962003849" name=""/>
-                    <pic:cNvPicPr/>
-                  </pic:nvPicPr>
-                  <pic:blipFill>
-                    <a:blip r:embed="rId14"/>
-                    <a:stretch>
-                      <a:fillRect/>
-                    </a:stretch>
-                  </pic:blipFill>
-                  <pic:spPr>
-                    <a:xfrm>
-                      <a:off x="0" y="0"/>
-                      <a:ext cx="2305372" cy="1886213"/>
-                    </a:xfrm>
-                    <a:prstGeom prst="rect">
-                      <a:avLst/>
-                    </a:prstGeom>
-                  </pic:spPr>
-                </pic:pic>
-              </a:graphicData>
-            </a:graphic>
-          </wp:inline>
-        </w:drawing>
+        <w:t>SELECT first_name, salary FROM employees WHERE salary &gt; 40000;</w:t>
       </w:r>
     </w:p>
     <w:p>
@@ -596,46 +3471,197 @@
     </w:p>
     <w:p>
       <w:r>
-        <w:rPr>
-          <w:noProof/>
-        </w:rPr>
-        <w:drawing>
-          <wp:inline distT="0" distB="0" distL="0" distR="0" wp14:anchorId="35F16080" wp14:editId="080FEFD6">
-            <wp:extent cx="3477110" cy="4048690"/>
-            <wp:effectExtent l="0" t="0" r="9525" b="9525"/>
-            <wp:docPr id="1341017935" name="Picture 1"/>
-            <wp:cNvGraphicFramePr>
-              <a:graphicFrameLocks xmlns:a="http://schemas.openxmlformats.org/drawingml/2006/main" noChangeAspect="1"/>
-            </wp:cNvGraphicFramePr>
-            <a:graphic xmlns:a="http://schemas.openxmlformats.org/drawingml/2006/main">
-              <a:graphicData uri="http://schemas.openxmlformats.org/drawingml/2006/picture">
-                <pic:pic xmlns:pic="http://schemas.openxmlformats.org/drawingml/2006/picture">
-                  <pic:nvPicPr>
-                    <pic:cNvPr id="1341017935" name=""/>
-                    <pic:cNvPicPr/>
-                  </pic:nvPicPr>
-                  <pic:blipFill>
-                    <a:blip r:embed="rId15"/>
-                    <a:stretch>
-                      <a:fillRect/>
-                    </a:stretch>
-                  </pic:blipFill>
-                  <pic:spPr>
-                    <a:xfrm>
-                      <a:off x="0" y="0"/>
-                      <a:ext cx="3477110" cy="4048690"/>
-                    </a:xfrm>
-                    <a:prstGeom prst="rect">
-                      <a:avLst/>
-                    </a:prstGeom>
-                  </pic:spPr>
-                </pic:pic>
-              </a:graphicData>
-            </a:graphic>
-          </wp:inline>
-        </w:drawing>
+        <w:t>Answer: 7 rows.</w:t>
       </w:r>
     </w:p>
+    <w:tbl>
+      <w:tblPr>
+        <w:tblStyle w:val="TableGrid"/>
+        <w:tblW w:w="0" w:type="auto"/>
+        <w:tblLook w:val="04A0" w:firstRow="1" w:lastRow="0" w:firstColumn="1" w:lastColumn="0" w:noHBand="0" w:noVBand="1"/>
+      </w:tblPr>
+      <w:tblGrid>
+        <w:gridCol w:w="4320"/>
+        <w:gridCol w:w="4320"/>
+      </w:tblGrid>
+      <w:tr>
+        <w:tc>
+          <w:tcPr>
+            <w:tcW w:w="4320" w:type="dxa"/>
+          </w:tcPr>
+          <w:p>
+            <w:r>
+              <w:t>first_name</w:t>
+            </w:r>
+          </w:p>
+        </w:tc>
+        <w:tc>
+          <w:tcPr>
+            <w:tcW w:w="4320" w:type="dxa"/>
+          </w:tcPr>
+          <w:p>
+            <w:r>
+              <w:t>salary</w:t>
+            </w:r>
+          </w:p>
+        </w:tc>
+      </w:tr>
+      <w:tr>
+        <w:tc>
+          <w:tcPr>
+            <w:tcW w:w="4320" w:type="dxa"/>
+          </w:tcPr>
+          <w:p>
+            <w:r>
+              <w:t>Ella</w:t>
+            </w:r>
+          </w:p>
+        </w:tc>
+        <w:tc>
+          <w:tcPr>
+            <w:tcW w:w="4320" w:type="dxa"/>
+          </w:tcPr>
+          <w:p>
+            <w:r>
+              <w:t>55000.0</w:t>
+            </w:r>
+          </w:p>
+        </w:tc>
+      </w:tr>
+      <w:tr>
+        <w:tc>
+          <w:tcPr>
+            <w:tcW w:w="4320" w:type="dxa"/>
+          </w:tcPr>
+          <w:p>
+            <w:r>
+              <w:t>Grace</w:t>
+            </w:r>
+          </w:p>
+        </w:tc>
+        <w:tc>
+          <w:tcPr>
+            <w:tcW w:w="4320" w:type="dxa"/>
+          </w:tcPr>
+          <w:p>
+            <w:r>
+              <w:t>48000.0</w:t>
+            </w:r>
+          </w:p>
+        </w:tc>
+      </w:tr>
+      <w:tr>
+        <w:tc>
+          <w:tcPr>
+            <w:tcW w:w="4320" w:type="dxa"/>
+          </w:tcPr>
+          <w:p>
+            <w:r>
+              <w:t>Iris</w:t>
+            </w:r>
+          </w:p>
+        </w:tc>
+        <w:tc>
+          <w:tcPr>
+            <w:tcW w:w="4320" w:type="dxa"/>
+          </w:tcPr>
+          <w:p>
+            <w:r>
+              <w:t>65000.0</w:t>
+            </w:r>
+          </w:p>
+        </w:tc>
+      </w:tr>
+      <w:tr>
+        <w:tc>
+          <w:tcPr>
+            <w:tcW w:w="4320" w:type="dxa"/>
+          </w:tcPr>
+          <w:p>
+            <w:r>
+              <w:t>Mia</w:t>
+            </w:r>
+          </w:p>
+        </w:tc>
+        <w:tc>
+          <w:tcPr>
+            <w:tcW w:w="4320" w:type="dxa"/>
+          </w:tcPr>
+          <w:p>
+            <w:r>
+              <w:t>58000.0</w:t>
+            </w:r>
+          </w:p>
+        </w:tc>
+      </w:tr>
+      <w:tr>
+        <w:tc>
+          <w:tcPr>
+            <w:tcW w:w="4320" w:type="dxa"/>
+          </w:tcPr>
+          <w:p>
+            <w:r>
+              <w:t>Paolo</w:t>
+            </w:r>
+          </w:p>
+        </w:tc>
+        <w:tc>
+          <w:tcPr>
+            <w:tcW w:w="4320" w:type="dxa"/>
+          </w:tcPr>
+          <w:p>
+            <w:r>
+              <w:t>52000.0</w:t>
+            </w:r>
+          </w:p>
+        </w:tc>
+      </w:tr>
+      <w:tr>
+        <w:tc>
+          <w:tcPr>
+            <w:tcW w:w="4320" w:type="dxa"/>
+          </w:tcPr>
+          <w:p>
+            <w:r>
+              <w:t>Sofia</w:t>
+            </w:r>
+          </w:p>
+        </w:tc>
+        <w:tc>
+          <w:tcPr>
+            <w:tcW w:w="4320" w:type="dxa"/>
+          </w:tcPr>
+          <w:p>
+            <w:r>
+              <w:t>45000.0</w:t>
+            </w:r>
+          </w:p>
+        </w:tc>
+      </w:tr>
+      <w:tr>
+        <w:tc>
+          <w:tcPr>
+            <w:tcW w:w="4320" w:type="dxa"/>
+          </w:tcPr>
+          <w:p>
+            <w:r>
+              <w:t>Tomas</w:t>
+            </w:r>
+          </w:p>
+        </w:tc>
+        <w:tc>
+          <w:tcPr>
+            <w:tcW w:w="4320" w:type="dxa"/>
+          </w:tcPr>
+          <w:p>
+            <w:r>
+              <w:t>60000.0</w:t>
+            </w:r>
+          </w:p>
+        </w:tc>
+      </w:tr>
+    </w:tbl>
+    <w:p/>
     <w:p>
       <w:pPr>
         <w:pStyle w:val="Heading1"/>
@@ -647,7 +3673,6 @@
         <w:rPr>
           <w:color w:val="auto"/>
         </w:rPr>
-        <w:lastRenderedPageBreak/>
         <w:t>14. List everyone in the IT department. (Show first_name and position.)</w:t>
       </w:r>
     </w:p>
@@ -667,56 +3692,16 @@
     </w:p>
     <w:p>
       <w:pPr>
-        <w:pStyle w:val="Heading2"/>
+        <w:pStyle w:val="IntenseQuote"/>
         <w:rPr>
           <w:color w:val="auto"/>
         </w:rPr>
       </w:pPr>
       <w:r>
         <w:rPr>
-          <w:rFonts w:asciiTheme="minorHAnsi" w:eastAsiaTheme="minorEastAsia" w:hAnsiTheme="minorHAnsi" w:cstheme="minorBidi"/>
-          <w:i/>
-          <w:iCs/>
-          <w:noProof/>
           <w:color w:val="auto"/>
-          <w:sz w:val="22"/>
-          <w:szCs w:val="22"/>
         </w:rPr>
-        <w:drawing>
-          <wp:inline distT="0" distB="0" distL="0" distR="0" wp14:anchorId="518C8F25" wp14:editId="185C5895">
-            <wp:extent cx="2638793" cy="1762371"/>
-            <wp:effectExtent l="0" t="0" r="9525" b="9525"/>
-            <wp:docPr id="1766570384" name="Picture 1"/>
-            <wp:cNvGraphicFramePr>
-              <a:graphicFrameLocks xmlns:a="http://schemas.openxmlformats.org/drawingml/2006/main" noChangeAspect="1"/>
-            </wp:cNvGraphicFramePr>
-            <a:graphic xmlns:a="http://schemas.openxmlformats.org/drawingml/2006/main">
-              <a:graphicData uri="http://schemas.openxmlformats.org/drawingml/2006/picture">
-                <pic:pic xmlns:pic="http://schemas.openxmlformats.org/drawingml/2006/picture">
-                  <pic:nvPicPr>
-                    <pic:cNvPr id="1766570384" name=""/>
-                    <pic:cNvPicPr/>
-                  </pic:nvPicPr>
-                  <pic:blipFill>
-                    <a:blip r:embed="rId16"/>
-                    <a:stretch>
-                      <a:fillRect/>
-                    </a:stretch>
-                  </pic:blipFill>
-                  <pic:spPr>
-                    <a:xfrm>
-                      <a:off x="0" y="0"/>
-                      <a:ext cx="2638793" cy="1762371"/>
-                    </a:xfrm>
-                    <a:prstGeom prst="rect">
-                      <a:avLst/>
-                    </a:prstGeom>
-                  </pic:spPr>
-                </pic:pic>
-              </a:graphicData>
-            </a:graphic>
-          </wp:inline>
-        </w:drawing>
+        <w:t>SELECT first_name, position FROM employees WHERE department = 'IT';</w:t>
       </w:r>
     </w:p>
     <w:p>
@@ -733,48 +3718,128 @@
         <w:t>Result:</w:t>
       </w:r>
     </w:p>
-    <w:p>
-      <w:r>
-        <w:rPr>
-          <w:noProof/>
-        </w:rPr>
-        <w:drawing>
-          <wp:inline distT="0" distB="0" distL="0" distR="0" wp14:anchorId="7AACB4AD" wp14:editId="4E9C4BBB">
-            <wp:extent cx="2857899" cy="2676899"/>
-            <wp:effectExtent l="0" t="0" r="0" b="9525"/>
-            <wp:docPr id="654611519" name="Picture 1"/>
-            <wp:cNvGraphicFramePr>
-              <a:graphicFrameLocks xmlns:a="http://schemas.openxmlformats.org/drawingml/2006/main" noChangeAspect="1"/>
-            </wp:cNvGraphicFramePr>
-            <a:graphic xmlns:a="http://schemas.openxmlformats.org/drawingml/2006/main">
-              <a:graphicData uri="http://schemas.openxmlformats.org/drawingml/2006/picture">
-                <pic:pic xmlns:pic="http://schemas.openxmlformats.org/drawingml/2006/picture">
-                  <pic:nvPicPr>
-                    <pic:cNvPr id="654611519" name=""/>
-                    <pic:cNvPicPr/>
-                  </pic:nvPicPr>
-                  <pic:blipFill>
-                    <a:blip r:embed="rId17"/>
-                    <a:stretch>
-                      <a:fillRect/>
-                    </a:stretch>
-                  </pic:blipFill>
-                  <pic:spPr>
-                    <a:xfrm>
-                      <a:off x="0" y="0"/>
-                      <a:ext cx="2857899" cy="2676899"/>
-                    </a:xfrm>
-                    <a:prstGeom prst="rect">
-                      <a:avLst/>
-                    </a:prstGeom>
-                  </pic:spPr>
-                </pic:pic>
-              </a:graphicData>
-            </a:graphic>
-          </wp:inline>
-        </w:drawing>
-      </w:r>
-    </w:p>
+    <w:tbl>
+      <w:tblPr>
+        <w:tblStyle w:val="TableGrid"/>
+        <w:tblW w:w="0" w:type="auto"/>
+        <w:tblLook w:val="04A0" w:firstRow="1" w:lastRow="0" w:firstColumn="1" w:lastColumn="0" w:noHBand="0" w:noVBand="1"/>
+      </w:tblPr>
+      <w:tblGrid>
+        <w:gridCol w:w="4320"/>
+        <w:gridCol w:w="4320"/>
+      </w:tblGrid>
+      <w:tr>
+        <w:tc>
+          <w:tcPr>
+            <w:tcW w:w="4320" w:type="dxa"/>
+          </w:tcPr>
+          <w:p>
+            <w:r>
+              <w:t>first_name</w:t>
+            </w:r>
+          </w:p>
+        </w:tc>
+        <w:tc>
+          <w:tcPr>
+            <w:tcW w:w="4320" w:type="dxa"/>
+          </w:tcPr>
+          <w:p>
+            <w:r>
+              <w:t>position</w:t>
+            </w:r>
+          </w:p>
+        </w:tc>
+      </w:tr>
+      <w:tr>
+        <w:tc>
+          <w:tcPr>
+            <w:tcW w:w="4320" w:type="dxa"/>
+          </w:tcPr>
+          <w:p>
+            <w:r>
+              <w:t>Francis</w:t>
+            </w:r>
+          </w:p>
+        </w:tc>
+        <w:tc>
+          <w:tcPr>
+            <w:tcW w:w="4320" w:type="dxa"/>
+          </w:tcPr>
+          <w:p>
+            <w:r>
+              <w:t>Junior Developer</w:t>
+            </w:r>
+          </w:p>
+        </w:tc>
+      </w:tr>
+      <w:tr>
+        <w:tc>
+          <w:tcPr>
+            <w:tcW w:w="4320" w:type="dxa"/>
+          </w:tcPr>
+          <w:p>
+            <w:r>
+              <w:t>Grace</w:t>
+            </w:r>
+          </w:p>
+        </w:tc>
+        <w:tc>
+          <w:tcPr>
+            <w:tcW w:w="4320" w:type="dxa"/>
+          </w:tcPr>
+          <w:p>
+            <w:r>
+              <w:t>Systems Analyst</w:t>
+            </w:r>
+          </w:p>
+        </w:tc>
+      </w:tr>
+      <w:tr>
+        <w:tc>
+          <w:tcPr>
+            <w:tcW w:w="4320" w:type="dxa"/>
+          </w:tcPr>
+          <w:p>
+            <w:r>
+              <w:t>Hector</w:t>
+            </w:r>
+          </w:p>
+        </w:tc>
+        <w:tc>
+          <w:tcPr>
+            <w:tcW w:w="4320" w:type="dxa"/>
+          </w:tcPr>
+          <w:p>
+            <w:r>
+              <w:t>IT Support</w:t>
+            </w:r>
+          </w:p>
+        </w:tc>
+      </w:tr>
+      <w:tr>
+        <w:tc>
+          <w:tcPr>
+            <w:tcW w:w="4320" w:type="dxa"/>
+          </w:tcPr>
+          <w:p>
+            <w:r>
+              <w:t>Iris</w:t>
+            </w:r>
+          </w:p>
+        </w:tc>
+        <w:tc>
+          <w:tcPr>
+            <w:tcW w:w="4320" w:type="dxa"/>
+          </w:tcPr>
+          <w:p>
+            <w:r>
+              <w:t>IT Manager</w:t>
+            </w:r>
+          </w:p>
+        </w:tc>
+      </w:tr>
+    </w:tbl>
+    <w:p/>
     <w:p>
       <w:pPr>
         <w:pStyle w:val="Heading1"/>
@@ -806,6 +3871,20 @@
     </w:p>
     <w:p>
       <w:pPr>
+        <w:pStyle w:val="IntenseQuote"/>
+        <w:rPr>
+          <w:color w:val="auto"/>
+        </w:rPr>
+      </w:pPr>
+      <w:r>
+        <w:rPr>
+          <w:color w:val="auto"/>
+        </w:rPr>
+        <w:t>SELECT product_name, price FROM products WHERE price &lt;= 1000;</w:t>
+      </w:r>
+    </w:p>
+    <w:p>
+      <w:pPr>
         <w:pStyle w:val="Heading2"/>
         <w:rPr>
           <w:color w:val="auto"/>
@@ -813,93 +3892,155 @@
       </w:pPr>
       <w:r>
         <w:rPr>
-          <w:rFonts w:asciiTheme="minorHAnsi" w:eastAsiaTheme="minorEastAsia" w:hAnsiTheme="minorHAnsi" w:cstheme="minorBidi"/>
-          <w:i/>
-          <w:iCs/>
-          <w:noProof/>
           <w:color w:val="auto"/>
-          <w:sz w:val="22"/>
-          <w:szCs w:val="22"/>
         </w:rPr>
-        <w:drawing>
-          <wp:inline distT="0" distB="0" distL="0" distR="0" wp14:anchorId="2335DA75" wp14:editId="640A7F36">
-            <wp:extent cx="1905266" cy="2152950"/>
-            <wp:effectExtent l="0" t="0" r="0" b="0"/>
-            <wp:docPr id="1436011392" name="Picture 1"/>
-            <wp:cNvGraphicFramePr>
-              <a:graphicFrameLocks xmlns:a="http://schemas.openxmlformats.org/drawingml/2006/main" noChangeAspect="1"/>
-            </wp:cNvGraphicFramePr>
-            <a:graphic xmlns:a="http://schemas.openxmlformats.org/drawingml/2006/main">
-              <a:graphicData uri="http://schemas.openxmlformats.org/drawingml/2006/picture">
-                <pic:pic xmlns:pic="http://schemas.openxmlformats.org/drawingml/2006/picture">
-                  <pic:nvPicPr>
-                    <pic:cNvPr id="1436011392" name=""/>
-                    <pic:cNvPicPr/>
-                  </pic:nvPicPr>
-                  <pic:blipFill>
-                    <a:blip r:embed="rId18"/>
-                    <a:stretch>
-                      <a:fillRect/>
-                    </a:stretch>
-                  </pic:blipFill>
-                  <pic:spPr>
-                    <a:xfrm>
-                      <a:off x="0" y="0"/>
-                      <a:ext cx="1905266" cy="2152950"/>
-                    </a:xfrm>
-                    <a:prstGeom prst="rect">
-                      <a:avLst/>
-                    </a:prstGeom>
-                  </pic:spPr>
-                </pic:pic>
-              </a:graphicData>
-            </a:graphic>
-          </wp:inline>
-        </w:drawing>
+        <w:t>Result:</w:t>
       </w:r>
     </w:p>
-    <w:p>
-      <w:r>
-        <w:rPr>
-          <w:noProof/>
-        </w:rPr>
-        <w:drawing>
-          <wp:inline distT="0" distB="0" distL="0" distR="0" wp14:anchorId="4358EFB0" wp14:editId="45F01DEF">
-            <wp:extent cx="2934109" cy="2524477"/>
-            <wp:effectExtent l="0" t="0" r="0" b="9525"/>
-            <wp:docPr id="687430594" name="Picture 1"/>
-            <wp:cNvGraphicFramePr>
-              <a:graphicFrameLocks xmlns:a="http://schemas.openxmlformats.org/drawingml/2006/main" noChangeAspect="1"/>
-            </wp:cNvGraphicFramePr>
-            <a:graphic xmlns:a="http://schemas.openxmlformats.org/drawingml/2006/main">
-              <a:graphicData uri="http://schemas.openxmlformats.org/drawingml/2006/picture">
-                <pic:pic xmlns:pic="http://schemas.openxmlformats.org/drawingml/2006/picture">
-                  <pic:nvPicPr>
-                    <pic:cNvPr id="687430594" name=""/>
-                    <pic:cNvPicPr/>
-                  </pic:nvPicPr>
-                  <pic:blipFill>
-                    <a:blip r:embed="rId19"/>
-                    <a:stretch>
-                      <a:fillRect/>
-                    </a:stretch>
-                  </pic:blipFill>
-                  <pic:spPr>
-                    <a:xfrm>
-                      <a:off x="0" y="0"/>
-                      <a:ext cx="2934109" cy="2524477"/>
-                    </a:xfrm>
-                    <a:prstGeom prst="rect">
-                      <a:avLst/>
-                    </a:prstGeom>
-                  </pic:spPr>
-                </pic:pic>
-              </a:graphicData>
-            </a:graphic>
-          </wp:inline>
-        </w:drawing>
-      </w:r>
-    </w:p>
+    <w:tbl>
+      <w:tblPr>
+        <w:tblStyle w:val="TableGrid"/>
+        <w:tblW w:w="0" w:type="auto"/>
+        <w:tblLook w:val="04A0" w:firstRow="1" w:lastRow="0" w:firstColumn="1" w:lastColumn="0" w:noHBand="0" w:noVBand="1"/>
+      </w:tblPr>
+      <w:tblGrid>
+        <w:gridCol w:w="4320"/>
+        <w:gridCol w:w="4320"/>
+      </w:tblGrid>
+      <w:tr>
+        <w:tc>
+          <w:tcPr>
+            <w:tcW w:w="4320" w:type="dxa"/>
+          </w:tcPr>
+          <w:p>
+            <w:r>
+              <w:t>product_name</w:t>
+            </w:r>
+          </w:p>
+        </w:tc>
+        <w:tc>
+          <w:tcPr>
+            <w:tcW w:w="4320" w:type="dxa"/>
+          </w:tcPr>
+          <w:p>
+            <w:r>
+              <w:t>price</w:t>
+            </w:r>
+          </w:p>
+        </w:tc>
+      </w:tr>
+      <w:tr>
+        <w:tc>
+          <w:tcPr>
+            <w:tcW w:w="4320" w:type="dxa"/>
+          </w:tcPr>
+          <w:p>
+            <w:r>
+              <w:t>Wireless Mouse Logitech</w:t>
+            </w:r>
+          </w:p>
+        </w:tc>
+        <w:tc>
+          <w:tcPr>
+            <w:tcW w:w="4320" w:type="dxa"/>
+          </w:tcPr>
+          <w:p>
+            <w:r>
+              <w:t>850.0</w:t>
+            </w:r>
+          </w:p>
+        </w:tc>
+      </w:tr>
+      <w:tr>
+        <w:tc>
+          <w:tcPr>
+            <w:tcW w:w="4320" w:type="dxa"/>
+          </w:tcPr>
+          <w:p>
+            <w:r>
+              <w:t>USB Flash Drive 64GB</w:t>
+            </w:r>
+          </w:p>
+        </w:tc>
+        <w:tc>
+          <w:tcPr>
+            <w:tcW w:w="4320" w:type="dxa"/>
+          </w:tcPr>
+          <w:p>
+            <w:r>
+              <w:t>450.0</w:t>
+            </w:r>
+          </w:p>
+        </w:tc>
+      </w:tr>
+      <w:tr>
+        <w:tc>
+          <w:tcPr>
+            <w:tcW w:w="4320" w:type="dxa"/>
+          </w:tcPr>
+          <w:p>
+            <w:r>
+              <w:t>Phone Case Universal</w:t>
+            </w:r>
+          </w:p>
+        </w:tc>
+        <w:tc>
+          <w:tcPr>
+            <w:tcW w:w="4320" w:type="dxa"/>
+          </w:tcPr>
+          <w:p>
+            <w:r>
+              <w:t>250.0</w:t>
+            </w:r>
+          </w:p>
+        </w:tc>
+      </w:tr>
+      <w:tr>
+        <w:tc>
+          <w:tcPr>
+            <w:tcW w:w="4320" w:type="dxa"/>
+          </w:tcPr>
+          <w:p>
+            <w:r>
+              <w:t>HDMI Cable 2m</w:t>
+            </w:r>
+          </w:p>
+        </w:tc>
+        <w:tc>
+          <w:tcPr>
+            <w:tcW w:w="4320" w:type="dxa"/>
+          </w:tcPr>
+          <w:p>
+            <w:r>
+              <w:t>350.0</w:t>
+            </w:r>
+          </w:p>
+        </w:tc>
+      </w:tr>
+      <w:tr>
+        <w:tc>
+          <w:tcPr>
+            <w:tcW w:w="4320" w:type="dxa"/>
+          </w:tcPr>
+          <w:p>
+            <w:r>
+              <w:t>SD Card 128GB</w:t>
+            </w:r>
+          </w:p>
+        </w:tc>
+        <w:tc>
+          <w:tcPr>
+            <w:tcW w:w="4320" w:type="dxa"/>
+          </w:tcPr>
+          <w:p>
+            <w:r>
+              <w:t>680.0</w:t>
+            </w:r>
+          </w:p>
+        </w:tc>
+      </w:tr>
+    </w:tbl>
+    <w:p/>
     <w:p>
       <w:pPr>
         <w:pStyle w:val="Heading1"/>
@@ -911,7 +4052,6 @@
         <w:rPr>
           <w:color w:val="auto"/>
         </w:rPr>
-        <w:lastRenderedPageBreak/>
         <w:t>16. Which products have FEWER than 10 units in stock? (Show product_name and stock_qty.)</w:t>
       </w:r>
     </w:p>
@@ -931,6 +4071,20 @@
     </w:p>
     <w:p>
       <w:pPr>
+        <w:pStyle w:val="IntenseQuote"/>
+        <w:rPr>
+          <w:color w:val="auto"/>
+        </w:rPr>
+      </w:pPr>
+      <w:r>
+        <w:rPr>
+          <w:color w:val="auto"/>
+        </w:rPr>
+        <w:t>SELECT product_name, stock_qty FROM products WHERE stock_qty &lt; 10;</w:t>
+      </w:r>
+    </w:p>
+    <w:p>
+      <w:pPr>
         <w:pStyle w:val="Heading2"/>
         <w:rPr>
           <w:color w:val="auto"/>
@@ -938,89 +4092,133 @@
       </w:pPr>
       <w:r>
         <w:rPr>
-          <w:rFonts w:asciiTheme="minorHAnsi" w:eastAsiaTheme="minorEastAsia" w:hAnsiTheme="minorHAnsi" w:cstheme="minorBidi"/>
-          <w:i/>
-          <w:iCs/>
           <w:color w:val="auto"/>
-          <w:sz w:val="22"/>
-          <w:szCs w:val="22"/>
         </w:rPr>
-        <w:drawing>
-          <wp:inline distT="0" distB="0" distL="0" distR="0" wp14:anchorId="57F5F585" wp14:editId="11D8CFC1">
-            <wp:extent cx="2638793" cy="1971950"/>
-            <wp:effectExtent l="0" t="0" r="9525" b="9525"/>
-            <wp:docPr id="590947998" name="Picture 1"/>
-            <wp:cNvGraphicFramePr>
-              <a:graphicFrameLocks xmlns:a="http://schemas.openxmlformats.org/drawingml/2006/main" noChangeAspect="1"/>
-            </wp:cNvGraphicFramePr>
-            <a:graphic xmlns:a="http://schemas.openxmlformats.org/drawingml/2006/main">
-              <a:graphicData uri="http://schemas.openxmlformats.org/drawingml/2006/picture">
-                <pic:pic xmlns:pic="http://schemas.openxmlformats.org/drawingml/2006/picture">
-                  <pic:nvPicPr>
-                    <pic:cNvPr id="590947998" name=""/>
-                    <pic:cNvPicPr/>
-                  </pic:nvPicPr>
-                  <pic:blipFill>
-                    <a:blip r:embed="rId20"/>
-                    <a:stretch>
-                      <a:fillRect/>
-                    </a:stretch>
-                  </pic:blipFill>
-                  <pic:spPr>
-                    <a:xfrm>
-                      <a:off x="0" y="0"/>
-                      <a:ext cx="2638793" cy="1971950"/>
-                    </a:xfrm>
-                    <a:prstGeom prst="rect">
-                      <a:avLst/>
-                    </a:prstGeom>
-                  </pic:spPr>
-                </pic:pic>
-              </a:graphicData>
-            </a:graphic>
-          </wp:inline>
-        </w:drawing>
+        <w:t>Result:</w:t>
       </w:r>
     </w:p>
-    <w:p>
-      <w:r>
-        <w:drawing>
-          <wp:inline distT="0" distB="0" distL="0" distR="0" wp14:anchorId="629DCD48" wp14:editId="5AD93C50">
-            <wp:extent cx="2553056" cy="2114845"/>
-            <wp:effectExtent l="0" t="0" r="0" b="0"/>
-            <wp:docPr id="1670477841" name="Picture 1"/>
-            <wp:cNvGraphicFramePr>
-              <a:graphicFrameLocks xmlns:a="http://schemas.openxmlformats.org/drawingml/2006/main" noChangeAspect="1"/>
-            </wp:cNvGraphicFramePr>
-            <a:graphic xmlns:a="http://schemas.openxmlformats.org/drawingml/2006/main">
-              <a:graphicData uri="http://schemas.openxmlformats.org/drawingml/2006/picture">
-                <pic:pic xmlns:pic="http://schemas.openxmlformats.org/drawingml/2006/picture">
-                  <pic:nvPicPr>
-                    <pic:cNvPr id="1670477841" name=""/>
-                    <pic:cNvPicPr/>
-                  </pic:nvPicPr>
-                  <pic:blipFill>
-                    <a:blip r:embed="rId21"/>
-                    <a:stretch>
-                      <a:fillRect/>
-                    </a:stretch>
-                  </pic:blipFill>
-                  <pic:spPr>
-                    <a:xfrm>
-                      <a:off x="0" y="0"/>
-                      <a:ext cx="2553056" cy="2114845"/>
-                    </a:xfrm>
-                    <a:prstGeom prst="rect">
-                      <a:avLst/>
-                    </a:prstGeom>
-                  </pic:spPr>
-                </pic:pic>
-              </a:graphicData>
-            </a:graphic>
-          </wp:inline>
-        </w:drawing>
-      </w:r>
-    </w:p>
+    <w:tbl>
+      <w:tblPr>
+        <w:tblStyle w:val="TableGrid"/>
+        <w:tblW w:w="0" w:type="auto"/>
+        <w:tblLook w:val="04A0" w:firstRow="1" w:lastRow="0" w:firstColumn="1" w:lastColumn="0" w:noHBand="0" w:noVBand="1"/>
+      </w:tblPr>
+      <w:tblGrid>
+        <w:gridCol w:w="4320"/>
+        <w:gridCol w:w="4320"/>
+      </w:tblGrid>
+      <w:tr>
+        <w:tc>
+          <w:tcPr>
+            <w:tcW w:w="4320" w:type="dxa"/>
+          </w:tcPr>
+          <w:p>
+            <w:r>
+              <w:t>product_name</w:t>
+            </w:r>
+          </w:p>
+        </w:tc>
+        <w:tc>
+          <w:tcPr>
+            <w:tcW w:w="4320" w:type="dxa"/>
+          </w:tcPr>
+          <w:p>
+            <w:r>
+              <w:t>stock_qty</w:t>
+            </w:r>
+          </w:p>
+        </w:tc>
+      </w:tr>
+      <w:tr>
+        <w:tc>
+          <w:tcPr>
+            <w:tcW w:w="4320" w:type="dxa"/>
+          </w:tcPr>
+          <w:p>
+            <w:r>
+              <w:t>Monitor 24-inch Samsung</w:t>
+            </w:r>
+          </w:p>
+        </w:tc>
+        <w:tc>
+          <w:tcPr>
+            <w:tcW w:w="4320" w:type="dxa"/>
+          </w:tcPr>
+          <w:p>
+            <w:r>
+              <w:t>8</w:t>
+            </w:r>
+          </w:p>
+        </w:tc>
+      </w:tr>
+      <w:tr>
+        <w:tc>
+          <w:tcPr>
+            <w:tcW w:w="4320" w:type="dxa"/>
+          </w:tcPr>
+          <w:p>
+            <w:r>
+              <w:t>Printer Canon Pixma</w:t>
+            </w:r>
+          </w:p>
+        </w:tc>
+        <w:tc>
+          <w:tcPr>
+            <w:tcW w:w="4320" w:type="dxa"/>
+          </w:tcPr>
+          <w:p>
+            <w:r>
+              <w:t>6</w:t>
+            </w:r>
+          </w:p>
+        </w:tc>
+      </w:tr>
+      <w:tr>
+        <w:tc>
+          <w:tcPr>
+            <w:tcW w:w="4320" w:type="dxa"/>
+          </w:tcPr>
+          <w:p>
+            <w:r>
+              <w:t>Desktop PC Ryzen 5</w:t>
+            </w:r>
+          </w:p>
+        </w:tc>
+        <w:tc>
+          <w:tcPr>
+            <w:tcW w:w="4320" w:type="dxa"/>
+          </w:tcPr>
+          <w:p>
+            <w:r>
+              <w:t>5</w:t>
+            </w:r>
+          </w:p>
+        </w:tc>
+      </w:tr>
+      <w:tr>
+        <w:tc>
+          <w:tcPr>
+            <w:tcW w:w="4320" w:type="dxa"/>
+          </w:tcPr>
+          <w:p>
+            <w:r>
+              <w:t>UPS 650VA</w:t>
+            </w:r>
+          </w:p>
+        </w:tc>
+        <w:tc>
+          <w:tcPr>
+            <w:tcW w:w="4320" w:type="dxa"/>
+          </w:tcPr>
+          <w:p>
+            <w:r>
+              <w:t>9</w:t>
+            </w:r>
+          </w:p>
+        </w:tc>
+      </w:tr>
+    </w:tbl>
+    <w:p/>
     <w:p>
       <w:pPr>
         <w:pStyle w:val="Heading1"/>
@@ -1032,7 +4230,6 @@
         <w:rPr>
           <w:color w:val="auto"/>
         </w:rPr>
-        <w:lastRenderedPageBreak/>
         <w:t>17. count how many employees do NOT work in Makati.</w:t>
       </w:r>
     </w:p>
@@ -1052,57 +4249,72 @@
     </w:p>
     <w:p>
       <w:pPr>
-        <w:pStyle w:val="Heading2"/>
+        <w:pStyle w:val="IntenseQuote"/>
+        <w:rPr>
+          <w:color w:val="auto"/>
+        </w:rPr>
       </w:pPr>
       <w:r>
         <w:rPr>
-          <w:rFonts w:asciiTheme="minorHAnsi" w:eastAsiaTheme="minorEastAsia" w:hAnsiTheme="minorHAnsi" w:cstheme="minorBidi"/>
-          <w:i/>
-          <w:iCs/>
           <w:color w:val="auto"/>
-          <w:sz w:val="22"/>
-          <w:szCs w:val="22"/>
         </w:rPr>
-        <w:drawing>
-          <wp:inline distT="0" distB="0" distL="0" distR="0" wp14:anchorId="2F82400A" wp14:editId="7C1103EC">
-            <wp:extent cx="5486400" cy="782955"/>
-            <wp:effectExtent l="0" t="0" r="0" b="0"/>
-            <wp:docPr id="169441458" name="Picture 1"/>
-            <wp:cNvGraphicFramePr>
-              <a:graphicFrameLocks xmlns:a="http://schemas.openxmlformats.org/drawingml/2006/main" noChangeAspect="1"/>
-            </wp:cNvGraphicFramePr>
-            <a:graphic xmlns:a="http://schemas.openxmlformats.org/drawingml/2006/main">
-              <a:graphicData uri="http://schemas.openxmlformats.org/drawingml/2006/picture">
-                <pic:pic xmlns:pic="http://schemas.openxmlformats.org/drawingml/2006/picture">
-                  <pic:nvPicPr>
-                    <pic:cNvPr id="169441458" name=""/>
-                    <pic:cNvPicPr/>
-                  </pic:nvPicPr>
-                  <pic:blipFill>
-                    <a:blip r:embed="rId22"/>
-                    <a:stretch>
-                      <a:fillRect/>
-                    </a:stretch>
-                  </pic:blipFill>
-                  <pic:spPr>
-                    <a:xfrm>
-                      <a:off x="0" y="0"/>
-                      <a:ext cx="5486400" cy="782955"/>
-                    </a:xfrm>
-                    <a:prstGeom prst="rect">
-                      <a:avLst/>
-                    </a:prstGeom>
-                  </pic:spPr>
-                </pic:pic>
-              </a:graphicData>
-            </a:graphic>
-          </wp:inline>
-        </w:drawing>
-      </w:r>
-      <w:r>
-        <w:t xml:space="preserve"> </w:t>
+        <w:t>SELECT COUNT(*) FROM employees WHERE city &lt;&gt; 'Makati';</w:t>
       </w:r>
     </w:p>
+    <w:p>
+      <w:pPr>
+        <w:pStyle w:val="Heading2"/>
+        <w:rPr>
+          <w:color w:val="auto"/>
+        </w:rPr>
+      </w:pPr>
+      <w:r>
+        <w:rPr>
+          <w:color w:val="auto"/>
+        </w:rPr>
+        <w:t>Result:</w:t>
+      </w:r>
+    </w:p>
+    <w:p>
+      <w:r>
+        <w:t>Answer: 14 rows.</w:t>
+      </w:r>
+    </w:p>
+    <w:tbl>
+      <w:tblPr>
+        <w:tblStyle w:val="TableGrid"/>
+        <w:tblW w:w="0" w:type="auto"/>
+        <w:tblLook w:val="04A0" w:firstRow="1" w:lastRow="0" w:firstColumn="1" w:lastColumn="0" w:noHBand="0" w:noVBand="1"/>
+      </w:tblPr>
+      <w:tblGrid>
+        <w:gridCol w:w="8640"/>
+      </w:tblGrid>
+      <w:tr>
+        <w:tc>
+          <w:tcPr>
+            <w:tcW w:w="8640" w:type="dxa"/>
+          </w:tcPr>
+          <w:p>
+            <w:r>
+              <w:t>COUNT(*)</w:t>
+            </w:r>
+          </w:p>
+        </w:tc>
+      </w:tr>
+      <w:tr>
+        <w:tc>
+          <w:tcPr>
+            <w:tcW w:w="8640" w:type="dxa"/>
+          </w:tcPr>
+          <w:p>
+            <w:r>
+              <w:t>14</w:t>
+            </w:r>
+          </w:p>
+        </w:tc>
+      </w:tr>
+    </w:tbl>
+    <w:p/>
     <w:p>
       <w:pPr>
         <w:pStyle w:val="Heading1"/>
@@ -1133,6 +4345,20 @@
     </w:p>
     <w:p>
       <w:pPr>
+        <w:pStyle w:val="IntenseQuote"/>
+        <w:rPr>
+          <w:color w:val="auto"/>
+        </w:rPr>
+      </w:pPr>
+      <w:r>
+        <w:rPr>
+          <w:color w:val="auto"/>
+        </w:rPr>
+        <w:t>SELECT first_name, last_name, salary FROM employees WHERE salary &gt;= 50000;</w:t>
+      </w:r>
+    </w:p>
+    <w:p>
+      <w:pPr>
         <w:pStyle w:val="Heading2"/>
         <w:rPr>
           <w:color w:val="auto"/>
@@ -1140,96 +4366,216 @@
       </w:pPr>
       <w:r>
         <w:rPr>
-          <w:rFonts w:asciiTheme="minorHAnsi" w:eastAsiaTheme="minorEastAsia" w:hAnsiTheme="minorHAnsi" w:cstheme="minorBidi"/>
-          <w:i/>
-          <w:iCs/>
           <w:color w:val="auto"/>
-          <w:sz w:val="22"/>
-          <w:szCs w:val="22"/>
         </w:rPr>
-        <w:drawing>
-          <wp:inline distT="0" distB="0" distL="0" distR="0" wp14:anchorId="46DAD56B" wp14:editId="543A4E80">
-            <wp:extent cx="2572109" cy="1495634"/>
-            <wp:effectExtent l="0" t="0" r="0" b="9525"/>
-            <wp:docPr id="1168343216" name="Picture 1"/>
-            <wp:cNvGraphicFramePr>
-              <a:graphicFrameLocks xmlns:a="http://schemas.openxmlformats.org/drawingml/2006/main" noChangeAspect="1"/>
-            </wp:cNvGraphicFramePr>
-            <a:graphic xmlns:a="http://schemas.openxmlformats.org/drawingml/2006/main">
-              <a:graphicData uri="http://schemas.openxmlformats.org/drawingml/2006/picture">
-                <pic:pic xmlns:pic="http://schemas.openxmlformats.org/drawingml/2006/picture">
-                  <pic:nvPicPr>
-                    <pic:cNvPr id="1168343216" name=""/>
-                    <pic:cNvPicPr/>
-                  </pic:nvPicPr>
-                  <pic:blipFill>
-                    <a:blip r:embed="rId23"/>
-                    <a:stretch>
-                      <a:fillRect/>
-                    </a:stretch>
-                  </pic:blipFill>
-                  <pic:spPr>
-                    <a:xfrm>
-                      <a:off x="0" y="0"/>
-                      <a:ext cx="2572109" cy="1495634"/>
-                    </a:xfrm>
-                    <a:prstGeom prst="rect">
-                      <a:avLst/>
-                    </a:prstGeom>
-                  </pic:spPr>
-                </pic:pic>
-              </a:graphicData>
-            </a:graphic>
-          </wp:inline>
-        </w:drawing>
+        <w:t>Result:</w:t>
       </w:r>
     </w:p>
-    <w:p>
-      <w:r>
-        <w:rPr>
-          <w:rFonts w:asciiTheme="majorHAnsi" w:eastAsiaTheme="majorEastAsia" w:hAnsiTheme="majorHAnsi" w:cstheme="majorBidi"/>
-          <w:b/>
-          <w:bCs/>
-          <w:sz w:val="26"/>
-          <w:szCs w:val="26"/>
-        </w:rPr>
-        <w:drawing>
-          <wp:inline distT="0" distB="0" distL="0" distR="0" wp14:anchorId="03DAD333" wp14:editId="7CE50B4A">
-            <wp:extent cx="4182059" cy="2591162"/>
-            <wp:effectExtent l="0" t="0" r="9525" b="0"/>
-            <wp:docPr id="1914133301" name="Picture 1"/>
-            <wp:cNvGraphicFramePr>
-              <a:graphicFrameLocks xmlns:a="http://schemas.openxmlformats.org/drawingml/2006/main" noChangeAspect="1"/>
-            </wp:cNvGraphicFramePr>
-            <a:graphic xmlns:a="http://schemas.openxmlformats.org/drawingml/2006/main">
-              <a:graphicData uri="http://schemas.openxmlformats.org/drawingml/2006/picture">
-                <pic:pic xmlns:pic="http://schemas.openxmlformats.org/drawingml/2006/picture">
-                  <pic:nvPicPr>
-                    <pic:cNvPr id="1914133301" name=""/>
-                    <pic:cNvPicPr/>
-                  </pic:nvPicPr>
-                  <pic:blipFill>
-                    <a:blip r:embed="rId24"/>
-                    <a:stretch>
-                      <a:fillRect/>
-                    </a:stretch>
-                  </pic:blipFill>
-                  <pic:spPr>
-                    <a:xfrm>
-                      <a:off x="0" y="0"/>
-                      <a:ext cx="4182059" cy="2591162"/>
-                    </a:xfrm>
-                    <a:prstGeom prst="rect">
-                      <a:avLst/>
-                    </a:prstGeom>
-                  </pic:spPr>
-                </pic:pic>
-              </a:graphicData>
-            </a:graphic>
-          </wp:inline>
-        </w:drawing>
-      </w:r>
-    </w:p>
+    <w:tbl>
+      <w:tblPr>
+        <w:tblStyle w:val="TableGrid"/>
+        <w:tblW w:w="0" w:type="auto"/>
+        <w:tblLook w:val="04A0" w:firstRow="1" w:lastRow="0" w:firstColumn="1" w:lastColumn="0" w:noHBand="0" w:noVBand="1"/>
+      </w:tblPr>
+      <w:tblGrid>
+        <w:gridCol w:w="2880"/>
+        <w:gridCol w:w="2880"/>
+        <w:gridCol w:w="2880"/>
+      </w:tblGrid>
+      <w:tr>
+        <w:tc>
+          <w:tcPr>
+            <w:tcW w:w="2880" w:type="dxa"/>
+          </w:tcPr>
+          <w:p>
+            <w:r>
+              <w:t>first_name</w:t>
+            </w:r>
+          </w:p>
+        </w:tc>
+        <w:tc>
+          <w:tcPr>
+            <w:tcW w:w="2880" w:type="dxa"/>
+          </w:tcPr>
+          <w:p>
+            <w:r>
+              <w:t>last_name</w:t>
+            </w:r>
+          </w:p>
+        </w:tc>
+        <w:tc>
+          <w:tcPr>
+            <w:tcW w:w="2880" w:type="dxa"/>
+          </w:tcPr>
+          <w:p>
+            <w:r>
+              <w:t>salary</w:t>
+            </w:r>
+          </w:p>
+        </w:tc>
+      </w:tr>
+      <w:tr>
+        <w:tc>
+          <w:tcPr>
+            <w:tcW w:w="2880" w:type="dxa"/>
+          </w:tcPr>
+          <w:p>
+            <w:r>
+              <w:t>Ella</w:t>
+            </w:r>
+          </w:p>
+        </w:tc>
+        <w:tc>
+          <w:tcPr>
+            <w:tcW w:w="2880" w:type="dxa"/>
+          </w:tcPr>
+          <w:p>
+            <w:r>
+              <w:t>Mendoza</w:t>
+            </w:r>
+          </w:p>
+        </w:tc>
+        <w:tc>
+          <w:tcPr>
+            <w:tcW w:w="2880" w:type="dxa"/>
+          </w:tcPr>
+          <w:p>
+            <w:r>
+              <w:t>55000.0</w:t>
+            </w:r>
+          </w:p>
+        </w:tc>
+      </w:tr>
+      <w:tr>
+        <w:tc>
+          <w:tcPr>
+            <w:tcW w:w="2880" w:type="dxa"/>
+          </w:tcPr>
+          <w:p>
+            <w:r>
+              <w:t>Iris</w:t>
+            </w:r>
+          </w:p>
+        </w:tc>
+        <w:tc>
+          <w:tcPr>
+            <w:tcW w:w="2880" w:type="dxa"/>
+          </w:tcPr>
+          <w:p>
+            <w:r>
+              <w:t>Dela Cruz</w:t>
+            </w:r>
+          </w:p>
+        </w:tc>
+        <w:tc>
+          <w:tcPr>
+            <w:tcW w:w="2880" w:type="dxa"/>
+          </w:tcPr>
+          <w:p>
+            <w:r>
+              <w:t>65000.0</w:t>
+            </w:r>
+          </w:p>
+        </w:tc>
+      </w:tr>
+      <w:tr>
+        <w:tc>
+          <w:tcPr>
+            <w:tcW w:w="2880" w:type="dxa"/>
+          </w:tcPr>
+          <w:p>
+            <w:r>
+              <w:t>Mia</w:t>
+            </w:r>
+          </w:p>
+        </w:tc>
+        <w:tc>
+          <w:tcPr>
+            <w:tcW w:w="2880" w:type="dxa"/>
+          </w:tcPr>
+          <w:p>
+            <w:r>
+              <w:t>Fernandez</w:t>
+            </w:r>
+          </w:p>
+        </w:tc>
+        <w:tc>
+          <w:tcPr>
+            <w:tcW w:w="2880" w:type="dxa"/>
+          </w:tcPr>
+          <w:p>
+            <w:r>
+              <w:t>58000.0</w:t>
+            </w:r>
+          </w:p>
+        </w:tc>
+      </w:tr>
+      <w:tr>
+        <w:tc>
+          <w:tcPr>
+            <w:tcW w:w="2880" w:type="dxa"/>
+          </w:tcPr>
+          <w:p>
+            <w:r>
+              <w:t>Paolo</w:t>
+            </w:r>
+          </w:p>
+        </w:tc>
+        <w:tc>
+          <w:tcPr>
+            <w:tcW w:w="2880" w:type="dxa"/>
+          </w:tcPr>
+          <w:p>
+            <w:r>
+              <w:t>Domingo</w:t>
+            </w:r>
+          </w:p>
+        </w:tc>
+        <w:tc>
+          <w:tcPr>
+            <w:tcW w:w="2880" w:type="dxa"/>
+          </w:tcPr>
+          <w:p>
+            <w:r>
+              <w:t>52000.0</w:t>
+            </w:r>
+          </w:p>
+        </w:tc>
+      </w:tr>
+      <w:tr>
+        <w:tc>
+          <w:tcPr>
+            <w:tcW w:w="2880" w:type="dxa"/>
+          </w:tcPr>
+          <w:p>
+            <w:r>
+              <w:t>Tomas</w:t>
+            </w:r>
+          </w:p>
+        </w:tc>
+        <w:tc>
+          <w:tcPr>
+            <w:tcW w:w="2880" w:type="dxa"/>
+          </w:tcPr>
+          <w:p>
+            <w:r>
+              <w:t>Rivera</w:t>
+            </w:r>
+          </w:p>
+        </w:tc>
+        <w:tc>
+          <w:tcPr>
+            <w:tcW w:w="2880" w:type="dxa"/>
+          </w:tcPr>
+          <w:p>
+            <w:r>
+              <w:t>60000.0</w:t>
+            </w:r>
+          </w:p>
+        </w:tc>
+      </w:tr>
+    </w:tbl>
+    <w:p/>
     <w:sectPr>
       <w:pgSz w:w="12240" w:h="15840"/>
       <w:pgMar w:top="1440" w:right="1800" w:bottom="1440" w:left="1800" w:header="720" w:footer="720" w:gutter="0"/>
@@ -1413,31 +4759,31 @@
       </w:rPr>
     </w:lvl>
   </w:abstractNum>
-  <w:num w:numId="1" w16cid:durableId="150755992">
+  <w:num w:numId="1" w16cid:durableId="848451159">
     <w:abstractNumId w:val="8"/>
   </w:num>
-  <w:num w:numId="2" w16cid:durableId="496190279">
+  <w:num w:numId="2" w16cid:durableId="1449277082">
     <w:abstractNumId w:val="6"/>
   </w:num>
-  <w:num w:numId="3" w16cid:durableId="2089770150">
+  <w:num w:numId="3" w16cid:durableId="937835558">
     <w:abstractNumId w:val="5"/>
   </w:num>
-  <w:num w:numId="4" w16cid:durableId="1631474327">
+  <w:num w:numId="4" w16cid:durableId="990252958">
     <w:abstractNumId w:val="4"/>
   </w:num>
-  <w:num w:numId="5" w16cid:durableId="692193799">
+  <w:num w:numId="5" w16cid:durableId="1522746411">
     <w:abstractNumId w:val="7"/>
   </w:num>
-  <w:num w:numId="6" w16cid:durableId="321355491">
+  <w:num w:numId="6" w16cid:durableId="1376735016">
     <w:abstractNumId w:val="3"/>
   </w:num>
-  <w:num w:numId="7" w16cid:durableId="776364919">
+  <w:num w:numId="7" w16cid:durableId="240221508">
     <w:abstractNumId w:val="2"/>
   </w:num>
-  <w:num w:numId="8" w16cid:durableId="145249864">
+  <w:num w:numId="8" w16cid:durableId="433132738">
     <w:abstractNumId w:val="1"/>
   </w:num>
-  <w:num w:numId="9" w16cid:durableId="466242755">
+  <w:num w:numId="9" w16cid:durableId="183130764">
     <w:abstractNumId w:val="0"/>
   </w:num>
 </w:numbering>
